--- a/Лабораторная №7 Буланый Горковец.docx
+++ b/Лабораторная №7 Буланый Горковец.docx
@@ -1,6 +1,6 @@
 
 <file path=word/document.xml><?xml version="1.0" encoding="utf-8"?>
-<w:document xmlns:wpc="http://schemas.microsoft.com/office/word/2010/wordprocessingCanvas" xmlns:cx="http://schemas.microsoft.com/office/drawing/2014/chartex" xmlns:cx1="http://schemas.microsoft.com/office/drawing/2015/9/8/chartex" xmlns:cx2="http://schemas.microsoft.com/office/drawing/2015/10/21/chartex" xmlns:cx3="http://schemas.microsoft.com/office/drawing/2016/5/9/chartex" xmlns:cx4="http://schemas.microsoft.com/office/drawing/2016/5/10/chartex" xmlns:cx5="http://schemas.microsoft.com/office/drawing/2016/5/11/chartex" xmlns:cx6="http://schemas.microsoft.com/office/drawing/2016/5/12/chartex" xmlns:cx7="http://schemas.microsoft.com/office/drawing/2016/5/13/chartex" xmlns:cx8="http://schemas.microsoft.com/office/drawing/2016/5/14/chartex" xmlns:mc="http://schemas.openxmlformats.org/markup-compatibility/2006" xmlns:aink="http://schemas.microsoft.com/office/drawing/2016/ink" xmlns:am3d="http://schemas.microsoft.com/office/drawing/2017/model3d" xmlns:o="urn:schemas-microsoft-com:office:office" xmlns:oel="http://schemas.microsoft.com/office/2019/extlst" xmlns:r="http://schemas.openxmlformats.org/officeDocument/2006/relationships" xmlns:m="http://schemas.openxmlformats.org/officeDocument/2006/math" xmlns:v="urn:schemas-microsoft-com:vml" xmlns:wp14="http://schemas.microsoft.com/office/word/2010/wordprocessingDrawing" xmlns:wp="http://schemas.openxmlformats.org/drawingml/2006/wordprocessingDrawing" xmlns:w10="urn:schemas-microsoft-com:office:word" xmlns:w="http://schemas.openxmlformats.org/wordprocessingml/2006/main" xmlns:w14="http://schemas.microsoft.com/office/word/2010/wordml" xmlns:w15="http://schemas.microsoft.com/office/word/2012/wordml" xmlns:w16cex="http://schemas.microsoft.com/office/word/2018/wordml/cex" xmlns:w16cid="http://schemas.microsoft.com/office/word/2016/wordml/cid" xmlns:w16="http://schemas.microsoft.com/office/word/2018/wordml" xmlns:w16du="http://schemas.microsoft.com/office/word/2023/wordml/word16du" xmlns:w16sdtdh="http://schemas.microsoft.com/office/word/2020/wordml/sdtdatahash" xmlns:w16sdtfl="http://schemas.microsoft.com/office/word/2024/wordml/sdtformatlock" xmlns:w16se="http://schemas.microsoft.com/office/word/2015/wordml/symex" xmlns:wpg="http://schemas.microsoft.com/office/word/2010/wordprocessingGroup" xmlns:wpi="http://schemas.microsoft.com/office/word/2010/wordprocessingInk" xmlns:wne="http://schemas.microsoft.com/office/word/2006/wordml" xmlns:wps="http://schemas.microsoft.com/office/word/2010/wordprocessingShape" mc:Ignorable="w14 w15 w16se w16cid w16 w16cex w16sdtdh w16sdtfl w16du wp14">
+<w:document xmlns:wpc="http://schemas.microsoft.com/office/word/2010/wordprocessingCanvas" xmlns:cx="http://schemas.microsoft.com/office/drawing/2014/chartex" xmlns:cx1="http://schemas.microsoft.com/office/drawing/2015/9/8/chartex" xmlns:cx2="http://schemas.microsoft.com/office/drawing/2015/10/21/chartex" xmlns:cx3="http://schemas.microsoft.com/office/drawing/2016/5/9/chartex" xmlns:cx4="http://schemas.microsoft.com/office/drawing/2016/5/10/chartex" xmlns:cx5="http://schemas.microsoft.com/office/drawing/2016/5/11/chartex" xmlns:cx6="http://schemas.microsoft.com/office/drawing/2016/5/12/chartex" xmlns:cx7="http://schemas.microsoft.com/office/drawing/2016/5/13/chartex" xmlns:cx8="http://schemas.microsoft.com/office/drawing/2016/5/14/chartex" xmlns:mc="http://schemas.openxmlformats.org/markup-compatibility/2006" xmlns:aink="http://schemas.microsoft.com/office/drawing/2016/ink" xmlns:am3d="http://schemas.microsoft.com/office/drawing/2017/model3d" xmlns:o="urn:schemas-microsoft-com:office:office" xmlns:r="http://schemas.openxmlformats.org/officeDocument/2006/relationships" xmlns:m="http://schemas.openxmlformats.org/officeDocument/2006/math" xmlns:v="urn:schemas-microsoft-com:vml" xmlns:wp14="http://schemas.microsoft.com/office/word/2010/wordprocessingDrawing" xmlns:wp="http://schemas.openxmlformats.org/drawingml/2006/wordprocessingDrawing" xmlns:w10="urn:schemas-microsoft-com:office:word" xmlns:w="http://schemas.openxmlformats.org/wordprocessingml/2006/main" xmlns:w14="http://schemas.microsoft.com/office/word/2010/wordml" xmlns:w15="http://schemas.microsoft.com/office/word/2012/wordml" xmlns:w16cex="http://schemas.microsoft.com/office/word/2018/wordml/cex" xmlns:w16cid="http://schemas.microsoft.com/office/word/2016/wordml/cid" xmlns:w16="http://schemas.microsoft.com/office/word/2018/wordml" xmlns:w16se="http://schemas.microsoft.com/office/word/2015/wordml/symex" xmlns:wpg="http://schemas.microsoft.com/office/word/2010/wordprocessingGroup" xmlns:wpi="http://schemas.microsoft.com/office/word/2010/wordprocessingInk" xmlns:wne="http://schemas.microsoft.com/office/word/2006/wordml" xmlns:wps="http://schemas.microsoft.com/office/word/2010/wordprocessingShape" mc:Ignorable="w14 w15 w16se w16cid w16 w16cex wp14">
   <w:body>
     <w:p>
       <w:pPr>
@@ -418,7 +418,6 @@
           <w:szCs w:val="24"/>
         </w:rPr>
       </w:pPr>
-      <w:proofErr w:type="spellStart"/>
       <w:r>
         <w:rPr>
           <w:rFonts w:ascii="Times New Roman" w:hAnsi="Times New Roman" w:cs="Times New Roman"/>
@@ -426,17 +425,7 @@
           <w:sz w:val="24"/>
           <w:szCs w:val="24"/>
         </w:rPr>
-        <w:t>Горковец</w:t>
-      </w:r>
-      <w:proofErr w:type="spellEnd"/>
-      <w:r>
-        <w:rPr>
-          <w:rFonts w:ascii="Times New Roman" w:hAnsi="Times New Roman" w:cs="Times New Roman"/>
-          <w:color w:val="000000"/>
-          <w:sz w:val="24"/>
-          <w:szCs w:val="24"/>
-        </w:rPr>
-        <w:t xml:space="preserve"> А. С.</w:t>
+        <w:t>Горковец А. С.</w:t>
       </w:r>
       <w:r>
         <w:rPr>
@@ -467,9 +456,8 @@
           <w:sz w:val="24"/>
           <w:szCs w:val="24"/>
         </w:rPr>
-        <w:t xml:space="preserve">Проверили: доцент кафедры </w:t>
-      </w:r>
-      <w:proofErr w:type="spellStart"/>
+        <w:t>П</w:t>
+      </w:r>
       <w:r>
         <w:rPr>
           <w:rFonts w:ascii="Times New Roman" w:hAnsi="Times New Roman" w:cs="Times New Roman"/>
@@ -477,17 +465,7 @@
           <w:sz w:val="24"/>
           <w:szCs w:val="24"/>
         </w:rPr>
-        <w:t>УиЗИ</w:t>
-      </w:r>
-      <w:proofErr w:type="spellEnd"/>
-      <w:r>
-        <w:rPr>
-          <w:rFonts w:ascii="Times New Roman" w:hAnsi="Times New Roman" w:cs="Times New Roman"/>
-          <w:color w:val="000000"/>
-          <w:sz w:val="24"/>
-          <w:szCs w:val="24"/>
-        </w:rPr>
-        <w:t xml:space="preserve">, к. т. н.  </w:t>
+        <w:t xml:space="preserve">роверили: доцент кафедры УиЗИ, к. т. н.  </w:t>
       </w:r>
     </w:p>
     <w:p>
@@ -508,9 +486,8 @@
           <w:sz w:val="24"/>
           <w:szCs w:val="24"/>
         </w:rPr>
-        <w:t xml:space="preserve">Сафронов </w:t>
-      </w:r>
-      <w:proofErr w:type="gramStart"/>
+        <w:t>Сафронов А.И.</w:t>
+      </w:r>
       <w:r>
         <w:rPr>
           <w:rFonts w:ascii="Times New Roman" w:hAnsi="Times New Roman" w:cs="Times New Roman"/>
@@ -518,50 +495,9 @@
           <w:sz w:val="24"/>
           <w:szCs w:val="24"/>
         </w:rPr>
-        <w:t>А.И.</w:t>
-      </w:r>
-      <w:proofErr w:type="gramEnd"/>
-      <w:r>
-        <w:rPr>
-          <w:rFonts w:ascii="Times New Roman" w:hAnsi="Times New Roman" w:cs="Times New Roman"/>
-          <w:color w:val="000000"/>
-          <w:sz w:val="24"/>
-          <w:szCs w:val="24"/>
-        </w:rPr>
         <w:br/>
-        <w:t xml:space="preserve">профессор кафедры </w:t>
-      </w:r>
-      <w:proofErr w:type="spellStart"/>
-      <w:r>
-        <w:rPr>
-          <w:rFonts w:ascii="Times New Roman" w:hAnsi="Times New Roman" w:cs="Times New Roman"/>
-          <w:color w:val="000000"/>
-          <w:sz w:val="24"/>
-          <w:szCs w:val="24"/>
-        </w:rPr>
-        <w:t>УиЗИ</w:t>
-      </w:r>
-      <w:proofErr w:type="spellEnd"/>
-      <w:r>
-        <w:rPr>
-          <w:rFonts w:ascii="Times New Roman" w:hAnsi="Times New Roman" w:cs="Times New Roman"/>
-          <w:color w:val="000000"/>
-          <w:sz w:val="24"/>
-          <w:szCs w:val="24"/>
-        </w:rPr>
-        <w:t xml:space="preserve"> д.т.н. Сидоренко </w:t>
-      </w:r>
-      <w:proofErr w:type="gramStart"/>
-      <w:r>
-        <w:rPr>
-          <w:rFonts w:ascii="Times New Roman" w:hAnsi="Times New Roman" w:cs="Times New Roman"/>
-          <w:color w:val="000000"/>
-          <w:sz w:val="24"/>
-          <w:szCs w:val="24"/>
-        </w:rPr>
-        <w:t>В.Г.</w:t>
-      </w:r>
-      <w:proofErr w:type="gramEnd"/>
+        <w:t>профессор кафедры УиЗИ д.т.н. Сидоренко В.Г.</w:t>
+      </w:r>
     </w:p>
     <w:p>
       <w:pPr>
@@ -620,6 +556,7 @@
           <w:docPartUnique/>
         </w:docPartObj>
       </w:sdtPr>
+      <w:sdtEndPr/>
       <w:sdtContent>
         <w:p>
           <w:pPr>
@@ -685,10 +622,7 @@
           <w:r>
             <w:rPr>
               <w:rStyle w:val="aa"/>
-              <w:rFonts w:ascii="Times New Roman" w:hAnsi="Times New Roman" w:cs="Times New Roman"/>
               <w:iCs/>
-              <w:sz w:val="28"/>
-              <w:szCs w:val="28"/>
             </w:rPr>
             <w:fldChar w:fldCharType="separate"/>
           </w:r>
@@ -2438,14 +2372,7 @@
                 <w:sz w:val="28"/>
                 <w:szCs w:val="28"/>
               </w:rPr>
-              <w:t>8</w:t>
-            </w:r>
-            <w:r>
-              <w:rPr>
-                <w:sz w:val="28"/>
-                <w:szCs w:val="28"/>
-              </w:rPr>
-              <w:t>.</w:t>
+              <w:t>8.</w:t>
             </w:r>
           </w:p>
         </w:tc>
@@ -2503,7 +2430,15 @@
                 <w:sz w:val="28"/>
                 <w:szCs w:val="28"/>
               </w:rPr>
-              <w:t>Повторить эксперимент в соответствии с источником</w:t>
+              <w:t xml:space="preserve">Повторить эксперимент в </w:t>
+            </w:r>
+            <w:r>
+              <w:rPr>
+                <w:rFonts w:ascii="Times New Roman" w:eastAsia="Times New Roman" w:hAnsi="Times New Roman" w:cs="Times New Roman"/>
+                <w:sz w:val="28"/>
+                <w:szCs w:val="28"/>
+              </w:rPr>
+              <w:t>соответствии с источником</w:t>
             </w:r>
           </w:p>
         </w:tc>
@@ -2532,25 +2467,7 @@
                 <w:sz w:val="28"/>
                 <w:szCs w:val="28"/>
               </w:rPr>
-              <w:t xml:space="preserve">Получение информации о «горячих точках» кода на основе анализа реляционной модели </w:t>
-            </w:r>
-            <w:proofErr w:type="spellStart"/>
-            <w:r>
-              <w:rPr>
-                <w:rFonts w:ascii="Times New Roman" w:eastAsia="Times New Roman" w:hAnsi="Times New Roman" w:cs="Times New Roman"/>
-                <w:sz w:val="28"/>
-                <w:szCs w:val="28"/>
-              </w:rPr>
-              <w:t>git</w:t>
-            </w:r>
-            <w:proofErr w:type="spellEnd"/>
-            <w:r>
-              <w:rPr>
-                <w:rFonts w:ascii="Times New Roman" w:eastAsia="Times New Roman" w:hAnsi="Times New Roman" w:cs="Times New Roman"/>
-                <w:sz w:val="28"/>
-                <w:szCs w:val="28"/>
-              </w:rPr>
-              <w:t>-репозитория</w:t>
+              <w:t>Получение информации о «горячих точках» кода на основе анализа реляционной модели git-репозитория</w:t>
             </w:r>
           </w:p>
         </w:tc>
@@ -2584,7 +2501,15 @@
           <w:sz w:val="28"/>
           <w:szCs w:val="28"/>
         </w:rPr>
-        <w:t xml:space="preserve">  </w:t>
+        <w:t xml:space="preserve"> </w:t>
+      </w:r>
+      <w:r>
+        <w:rPr>
+          <w:rFonts w:ascii="Times New Roman" w:hAnsi="Times New Roman" w:cs="Times New Roman"/>
+          <w:sz w:val="28"/>
+          <w:szCs w:val="28"/>
+        </w:rPr>
+        <w:tab/>
       </w:r>
       <w:r>
         <w:rPr>
@@ -2624,25 +2549,15 @@
           <w:sz w:val="28"/>
           <w:szCs w:val="28"/>
         </w:rPr>
-        <w:t xml:space="preserve"> анализатор </w:t>
-      </w:r>
-      <w:proofErr w:type="spellStart"/>
-      <w:r>
-        <w:rPr>
-          <w:rFonts w:ascii="Times New Roman" w:hAnsi="Times New Roman" w:cs="Times New Roman"/>
-          <w:sz w:val="28"/>
-          <w:szCs w:val="28"/>
-        </w:rPr>
-        <w:t>Git</w:t>
-      </w:r>
-      <w:proofErr w:type="spellEnd"/>
-      <w:r>
-        <w:rPr>
-          <w:rFonts w:ascii="Times New Roman" w:hAnsi="Times New Roman" w:cs="Times New Roman"/>
-          <w:sz w:val="28"/>
-          <w:szCs w:val="28"/>
-        </w:rPr>
-        <w:t>-репозиториев, который выявляет «горячие точки» кода на основе анализа истории коммитов, авторов, метрик.</w:t>
+        <w:t xml:space="preserve"> анализатор Git-репозиториев, который выявляет «горячие точки» кода на основе анализа ист</w:t>
+      </w:r>
+      <w:r>
+        <w:rPr>
+          <w:rFonts w:ascii="Times New Roman" w:hAnsi="Times New Roman" w:cs="Times New Roman"/>
+          <w:sz w:val="28"/>
+          <w:szCs w:val="28"/>
+        </w:rPr>
+        <w:t>ории коммитов, авторов, метрик.</w:t>
       </w:r>
     </w:p>
     <w:p>
@@ -2706,25 +2621,23 @@
           <w:sz w:val="28"/>
           <w:szCs w:val="28"/>
         </w:rPr>
-        <w:t xml:space="preserve"> Исходный код и документация доступны в официальном репозитории на </w:t>
-      </w:r>
-      <w:proofErr w:type="spellStart"/>
-      <w:r>
-        <w:rPr>
-          <w:rFonts w:ascii="Times New Roman" w:hAnsi="Times New Roman" w:cs="Times New Roman"/>
-          <w:sz w:val="28"/>
-          <w:szCs w:val="28"/>
-        </w:rPr>
-        <w:t>GitHub</w:t>
-      </w:r>
-      <w:proofErr w:type="spellEnd"/>
-      <w:r>
-        <w:rPr>
-          <w:rFonts w:ascii="Times New Roman" w:hAnsi="Times New Roman" w:cs="Times New Roman"/>
-          <w:sz w:val="28"/>
-          <w:szCs w:val="28"/>
-        </w:rPr>
-        <w:t xml:space="preserve"> ([https://github.com/ejwa/gitinspector](</w:t>
+        <w:t xml:space="preserve"> Исходный код и документация доступны в официальном репозитории на GitHub</w:t>
+      </w:r>
+      <w:r>
+        <w:rPr>
+          <w:rFonts w:ascii="Times New Roman" w:hAnsi="Times New Roman" w:cs="Times New Roman"/>
+          <w:sz w:val="28"/>
+          <w:szCs w:val="28"/>
+        </w:rPr>
+        <w:t xml:space="preserve"> </w:t>
+      </w:r>
+      <w:r>
+        <w:rPr>
+          <w:rFonts w:ascii="Times New Roman" w:hAnsi="Times New Roman" w:cs="Times New Roman"/>
+          <w:sz w:val="28"/>
+          <w:szCs w:val="28"/>
+        </w:rPr>
+        <w:t>(</w:t>
       </w:r>
       <w:hyperlink r:id="rId9">
         <w:r>
@@ -2734,7 +2647,7 @@
             <w:sz w:val="28"/>
             <w:szCs w:val="28"/>
           </w:rPr>
-          <w:t>https://github.c</w:t>
+          <w:t>https://github.com/ejwa/git</w:t>
         </w:r>
         <w:r>
           <w:rPr>
@@ -2743,7 +2656,7 @@
             <w:sz w:val="28"/>
             <w:szCs w:val="28"/>
           </w:rPr>
-          <w:t>o</w:t>
+          <w:t>i</w:t>
         </w:r>
         <w:r>
           <w:rPr>
@@ -2752,7 +2665,7 @@
             <w:sz w:val="28"/>
             <w:szCs w:val="28"/>
           </w:rPr>
-          <w:t>m/ejwa/gitinspector</w:t>
+          <w:t>nspector</w:t>
         </w:r>
       </w:hyperlink>
       <w:r>
@@ -2761,25 +2674,23 @@
           <w:sz w:val="28"/>
           <w:szCs w:val="28"/>
         </w:rPr>
-        <w:t xml:space="preserve">)). Инструмент доступен для установки на всех основных операционных системах (Windows, </w:t>
-      </w:r>
-      <w:proofErr w:type="spellStart"/>
-      <w:r>
-        <w:rPr>
-          <w:rFonts w:ascii="Times New Roman" w:hAnsi="Times New Roman" w:cs="Times New Roman"/>
-          <w:sz w:val="28"/>
-          <w:szCs w:val="28"/>
-        </w:rPr>
-        <w:t>macOS</w:t>
-      </w:r>
-      <w:proofErr w:type="spellEnd"/>
-      <w:r>
-        <w:rPr>
-          <w:rFonts w:ascii="Times New Roman" w:hAnsi="Times New Roman" w:cs="Times New Roman"/>
-          <w:sz w:val="28"/>
-          <w:szCs w:val="28"/>
-        </w:rPr>
-        <w:t>, Linux) через различные менеджеры пакетов, что делает его очень доступным для широкого круга пользователей.</w:t>
+        <w:t>)</w:t>
+      </w:r>
+      <w:r>
+        <w:rPr>
+          <w:rFonts w:ascii="Times New Roman" w:hAnsi="Times New Roman" w:cs="Times New Roman"/>
+          <w:sz w:val="28"/>
+          <w:szCs w:val="28"/>
+        </w:rPr>
+        <w:t xml:space="preserve">. Инструмент доступен для установки на всех основных операционных системах (Windows, macOS, Linux) через различные менеджеры </w:t>
+      </w:r>
+      <w:r>
+        <w:rPr>
+          <w:rFonts w:ascii="Times New Roman" w:hAnsi="Times New Roman" w:cs="Times New Roman"/>
+          <w:sz w:val="28"/>
+          <w:szCs w:val="28"/>
+        </w:rPr>
+        <w:t>пакетов, что делает его очень доступным для широкого круга пользователей.</w:t>
       </w:r>
     </w:p>
     <w:p>
@@ -2838,23 +2749,21 @@
           <w:szCs w:val="28"/>
         </w:rPr>
       </w:pPr>
-      <w:proofErr w:type="spellStart"/>
-      <w:r>
-        <w:rPr>
-          <w:rFonts w:ascii="Times New Roman" w:hAnsi="Times New Roman" w:cs="Times New Roman"/>
-          <w:sz w:val="28"/>
-          <w:szCs w:val="28"/>
-        </w:rPr>
-        <w:t>Debian</w:t>
-      </w:r>
-      <w:proofErr w:type="spellEnd"/>
-      <w:r>
-        <w:rPr>
-          <w:rFonts w:ascii="Times New Roman" w:hAnsi="Times New Roman" w:cs="Times New Roman"/>
-          <w:sz w:val="28"/>
-          <w:szCs w:val="28"/>
-        </w:rPr>
-        <w:t>/Ubuntu (Linux): Установка производится из официальных репозиториев стандартной командой:</w:t>
+      <w:r>
+        <w:rPr>
+          <w:rFonts w:ascii="Times New Roman" w:hAnsi="Times New Roman" w:cs="Times New Roman"/>
+          <w:sz w:val="28"/>
+          <w:szCs w:val="28"/>
+        </w:rPr>
+        <w:t>Debian/Ubuntu (Linux): Установка производится из официальных репозиториев стандар</w:t>
+      </w:r>
+      <w:r>
+        <w:rPr>
+          <w:rFonts w:ascii="Times New Roman" w:hAnsi="Times New Roman" w:cs="Times New Roman"/>
+          <w:sz w:val="28"/>
+          <w:szCs w:val="28"/>
+        </w:rPr>
+        <w:t>тной командой:</w:t>
       </w:r>
     </w:p>
     <w:p>
@@ -2901,7 +2810,6 @@
           <w:lang w:val="en-US"/>
         </w:rPr>
       </w:pPr>
-      <w:proofErr w:type="spellStart"/>
       <w:r>
         <w:rPr>
           <w:rFonts w:ascii="Times New Roman" w:hAnsi="Times New Roman" w:cs="Times New Roman"/>
@@ -2909,17 +2817,7 @@
           <w:szCs w:val="28"/>
           <w:lang w:val="en-US"/>
         </w:rPr>
-        <w:t>sudo</w:t>
-      </w:r>
-      <w:proofErr w:type="spellEnd"/>
-      <w:r>
-        <w:rPr>
-          <w:rFonts w:ascii="Times New Roman" w:hAnsi="Times New Roman" w:cs="Times New Roman"/>
-          <w:sz w:val="28"/>
-          <w:szCs w:val="28"/>
-          <w:lang w:val="en-US"/>
-        </w:rPr>
-        <w:t xml:space="preserve"> apt update</w:t>
+        <w:t>sudo apt update</w:t>
       </w:r>
     </w:p>
     <w:p>
@@ -2939,7 +2837,6 @@
           <w:lang w:val="en-US"/>
         </w:rPr>
       </w:pPr>
-      <w:proofErr w:type="spellStart"/>
       <w:r>
         <w:rPr>
           <w:rFonts w:ascii="Times New Roman" w:hAnsi="Times New Roman" w:cs="Times New Roman"/>
@@ -2947,17 +2844,7 @@
           <w:szCs w:val="28"/>
           <w:lang w:val="en-US"/>
         </w:rPr>
-        <w:t>sudo</w:t>
-      </w:r>
-      <w:proofErr w:type="spellEnd"/>
-      <w:r>
-        <w:rPr>
-          <w:rFonts w:ascii="Times New Roman" w:hAnsi="Times New Roman" w:cs="Times New Roman"/>
-          <w:sz w:val="28"/>
-          <w:szCs w:val="28"/>
-          <w:lang w:val="en-US"/>
-        </w:rPr>
-        <w:t xml:space="preserve"> apt install gitinspector</w:t>
+        <w:t>sudo apt install gitinspector</w:t>
       </w:r>
     </w:p>
     <w:p>
@@ -2997,43 +2884,15 @@
           <w:sz w:val="28"/>
           <w:szCs w:val="28"/>
         </w:rPr>
-        <w:t xml:space="preserve">   </w:t>
-      </w:r>
-      <w:proofErr w:type="spellStart"/>
-      <w:r>
-        <w:rPr>
-          <w:rFonts w:ascii="Times New Roman" w:hAnsi="Times New Roman" w:cs="Times New Roman"/>
-          <w:sz w:val="28"/>
-          <w:szCs w:val="28"/>
-        </w:rPr>
-        <w:t>macOS</w:t>
-      </w:r>
-      <w:proofErr w:type="spellEnd"/>
-      <w:r>
-        <w:rPr>
-          <w:rFonts w:ascii="Times New Roman" w:hAnsi="Times New Roman" w:cs="Times New Roman"/>
-          <w:sz w:val="28"/>
-          <w:szCs w:val="28"/>
-        </w:rPr>
-        <w:t xml:space="preserve">: Рекомендуемый способ — использование менеджера пакетов </w:t>
-      </w:r>
-      <w:proofErr w:type="spellStart"/>
-      <w:r>
-        <w:rPr>
-          <w:rFonts w:ascii="Times New Roman" w:hAnsi="Times New Roman" w:cs="Times New Roman"/>
-          <w:sz w:val="28"/>
-          <w:szCs w:val="28"/>
-        </w:rPr>
-        <w:t>Homebrew</w:t>
-      </w:r>
-      <w:proofErr w:type="spellEnd"/>
-      <w:r>
-        <w:rPr>
-          <w:rFonts w:ascii="Times New Roman" w:hAnsi="Times New Roman" w:cs="Times New Roman"/>
-          <w:sz w:val="28"/>
-          <w:szCs w:val="28"/>
-        </w:rPr>
-        <w:t>:</w:t>
+        <w:t xml:space="preserve">   macOS</w:t>
+      </w:r>
+      <w:r>
+        <w:rPr>
+          <w:rFonts w:ascii="Times New Roman" w:hAnsi="Times New Roman" w:cs="Times New Roman"/>
+          <w:sz w:val="28"/>
+          <w:szCs w:val="28"/>
+        </w:rPr>
+        <w:t>: Рекомендуемый способ — использование менеджера пакетов Homebrew:</w:t>
       </w:r>
     </w:p>
     <w:p>
@@ -3052,7 +2911,6 @@
           <w:szCs w:val="28"/>
         </w:rPr>
       </w:pPr>
-      <w:proofErr w:type="spellStart"/>
       <w:r>
         <w:rPr>
           <w:rFonts w:ascii="Times New Roman" w:hAnsi="Times New Roman" w:cs="Times New Roman"/>
@@ -3062,7 +2920,6 @@
         <w:lastRenderedPageBreak/>
         <w:t>bash</w:t>
       </w:r>
-      <w:proofErr w:type="spellEnd"/>
     </w:p>
     <w:p>
       <w:pPr>
@@ -3080,41 +2937,13 @@
           <w:szCs w:val="28"/>
         </w:rPr>
       </w:pPr>
-      <w:proofErr w:type="spellStart"/>
-      <w:r>
-        <w:rPr>
-          <w:rFonts w:ascii="Times New Roman" w:hAnsi="Times New Roman" w:cs="Times New Roman"/>
-          <w:sz w:val="28"/>
-          <w:szCs w:val="28"/>
-        </w:rPr>
-        <w:t>brew</w:t>
-      </w:r>
-      <w:proofErr w:type="spellEnd"/>
-      <w:r>
-        <w:rPr>
-          <w:rFonts w:ascii="Times New Roman" w:hAnsi="Times New Roman" w:cs="Times New Roman"/>
-          <w:sz w:val="28"/>
-          <w:szCs w:val="28"/>
-        </w:rPr>
-        <w:t xml:space="preserve"> </w:t>
-      </w:r>
-      <w:proofErr w:type="spellStart"/>
-      <w:r>
-        <w:rPr>
-          <w:rFonts w:ascii="Times New Roman" w:hAnsi="Times New Roman" w:cs="Times New Roman"/>
-          <w:sz w:val="28"/>
-          <w:szCs w:val="28"/>
-        </w:rPr>
-        <w:t>install</w:t>
-      </w:r>
-      <w:proofErr w:type="spellEnd"/>
-      <w:r>
-        <w:rPr>
-          <w:rFonts w:ascii="Times New Roman" w:hAnsi="Times New Roman" w:cs="Times New Roman"/>
-          <w:sz w:val="28"/>
-          <w:szCs w:val="28"/>
-        </w:rPr>
-        <w:t xml:space="preserve"> gitinspector</w:t>
+      <w:r>
+        <w:rPr>
+          <w:rFonts w:ascii="Times New Roman" w:hAnsi="Times New Roman" w:cs="Times New Roman"/>
+          <w:sz w:val="28"/>
+          <w:szCs w:val="28"/>
+        </w:rPr>
+        <w:t>brew install gitinspector</w:t>
       </w:r>
     </w:p>
     <w:p>
@@ -3134,25 +2963,7 @@
           <w:sz w:val="28"/>
           <w:szCs w:val="28"/>
         </w:rPr>
-        <w:t xml:space="preserve">    Windows: Самый простой способ — использовать менеджер пакетов </w:t>
-      </w:r>
-      <w:proofErr w:type="spellStart"/>
-      <w:r>
-        <w:rPr>
-          <w:rFonts w:ascii="Times New Roman" w:hAnsi="Times New Roman" w:cs="Times New Roman"/>
-          <w:sz w:val="28"/>
-          <w:szCs w:val="28"/>
-        </w:rPr>
-        <w:t>npm</w:t>
-      </w:r>
-      <w:proofErr w:type="spellEnd"/>
-      <w:r>
-        <w:rPr>
-          <w:rFonts w:ascii="Times New Roman" w:hAnsi="Times New Roman" w:cs="Times New Roman"/>
-          <w:sz w:val="28"/>
-          <w:szCs w:val="28"/>
-        </w:rPr>
-        <w:t xml:space="preserve"> (требует предустановленного Node.js):</w:t>
+        <w:t xml:space="preserve">    Windows: Самый простой способ — использовать менеджер пакетов npm (требует предустановленного Node.js):</w:t>
       </w:r>
     </w:p>
     <w:p>
@@ -3203,7 +3014,6 @@
         </w:rPr>
         <w:t xml:space="preserve">    </w:t>
       </w:r>
-      <w:proofErr w:type="spellStart"/>
       <w:r>
         <w:rPr>
           <w:rFonts w:ascii="Times New Roman" w:hAnsi="Times New Roman" w:cs="Times New Roman"/>
@@ -3213,7 +3023,6 @@
         </w:rPr>
         <w:t>npm</w:t>
       </w:r>
-      <w:proofErr w:type="spellEnd"/>
       <w:r>
         <w:rPr>
           <w:rFonts w:ascii="Times New Roman" w:hAnsi="Times New Roman" w:cs="Times New Roman"/>
@@ -3283,25 +3092,15 @@
           <w:sz w:val="28"/>
           <w:szCs w:val="28"/>
         </w:rPr>
-        <w:t xml:space="preserve">    Также существует отдельный проект «</w:t>
-      </w:r>
-      <w:proofErr w:type="spellStart"/>
-      <w:r>
-        <w:rPr>
-          <w:rFonts w:ascii="Times New Roman" w:hAnsi="Times New Roman" w:cs="Times New Roman"/>
-          <w:sz w:val="28"/>
-          <w:szCs w:val="28"/>
-        </w:rPr>
-        <w:t>gitinspectorgui</w:t>
-      </w:r>
-      <w:proofErr w:type="spellEnd"/>
-      <w:r>
-        <w:rPr>
-          <w:rFonts w:ascii="Times New Roman" w:hAnsi="Times New Roman" w:cs="Times New Roman"/>
-          <w:sz w:val="28"/>
-          <w:szCs w:val="28"/>
-        </w:rPr>
-        <w:t>», предоставляющий графический интерфейс и устанавливаемый через отдельный инсталлятор.</w:t>
+        <w:t xml:space="preserve">    Также</w:t>
+      </w:r>
+      <w:r>
+        <w:rPr>
+          <w:rFonts w:ascii="Times New Roman" w:hAnsi="Times New Roman" w:cs="Times New Roman"/>
+          <w:sz w:val="28"/>
+          <w:szCs w:val="28"/>
+        </w:rPr>
+        <w:t xml:space="preserve"> существует отдельный проект «gitinspectorgui», предоставляющий графический интерфейс и устанавливаемый через отдельный инсталлятор.</w:t>
       </w:r>
     </w:p>
     <w:p>
@@ -3321,79 +3120,31 @@
           <w:sz w:val="28"/>
           <w:szCs w:val="28"/>
         </w:rPr>
-        <w:t xml:space="preserve">   Кроссплатформенная установка (через Python/</w:t>
-      </w:r>
-      <w:proofErr w:type="spellStart"/>
-      <w:r>
-        <w:rPr>
-          <w:rFonts w:ascii="Times New Roman" w:hAnsi="Times New Roman" w:cs="Times New Roman"/>
-          <w:sz w:val="28"/>
-          <w:szCs w:val="28"/>
-        </w:rPr>
-        <w:t>pip</w:t>
-      </w:r>
-      <w:proofErr w:type="spellEnd"/>
-      <w:r>
-        <w:rPr>
-          <w:rFonts w:ascii="Times New Roman" w:hAnsi="Times New Roman" w:cs="Times New Roman"/>
-          <w:sz w:val="28"/>
-          <w:szCs w:val="28"/>
-        </w:rPr>
-        <w:t>)</w:t>
-      </w:r>
-      <w:proofErr w:type="gramStart"/>
-      <w:r>
-        <w:rPr>
-          <w:rFonts w:ascii="Times New Roman" w:hAnsi="Times New Roman" w:cs="Times New Roman"/>
-          <w:sz w:val="28"/>
-          <w:szCs w:val="28"/>
-        </w:rPr>
-        <w:t>: Так</w:t>
-      </w:r>
-      <w:proofErr w:type="gramEnd"/>
-      <w:r>
-        <w:rPr>
-          <w:rFonts w:ascii="Times New Roman" w:hAnsi="Times New Roman" w:cs="Times New Roman"/>
-          <w:sz w:val="28"/>
-          <w:szCs w:val="28"/>
-        </w:rPr>
-        <w:t xml:space="preserve"> как инструмент написан на Python, он доступен в репозитории </w:t>
-      </w:r>
-      <w:proofErr w:type="spellStart"/>
-      <w:r>
-        <w:rPr>
-          <w:rFonts w:ascii="Times New Roman" w:hAnsi="Times New Roman" w:cs="Times New Roman"/>
-          <w:sz w:val="28"/>
-          <w:szCs w:val="28"/>
-        </w:rPr>
-        <w:t>PyPI</w:t>
-      </w:r>
-      <w:proofErr w:type="spellEnd"/>
-      <w:r>
-        <w:rPr>
-          <w:rFonts w:ascii="Times New Roman" w:hAnsi="Times New Roman" w:cs="Times New Roman"/>
-          <w:sz w:val="28"/>
-          <w:szCs w:val="28"/>
-        </w:rPr>
-        <w:t>. Его можно установить с помощью «</w:t>
-      </w:r>
-      <w:proofErr w:type="spellStart"/>
-      <w:r>
-        <w:rPr>
-          <w:rFonts w:ascii="Times New Roman" w:hAnsi="Times New Roman" w:cs="Times New Roman"/>
-          <w:sz w:val="28"/>
-          <w:szCs w:val="28"/>
-        </w:rPr>
-        <w:t>pip</w:t>
-      </w:r>
-      <w:proofErr w:type="spellEnd"/>
-      <w:r>
-        <w:rPr>
-          <w:rFonts w:ascii="Times New Roman" w:hAnsi="Times New Roman" w:cs="Times New Roman"/>
-          <w:sz w:val="28"/>
-          <w:szCs w:val="28"/>
-        </w:rPr>
-        <w:t>», что делает его доступным на любой системе с интерпретатором Python:</w:t>
+        <w:t xml:space="preserve">   Кроссплатформенная установка (через Python/pip):</w:t>
+      </w:r>
+      <w:r>
+        <w:rPr>
+          <w:rFonts w:ascii="Times New Roman" w:hAnsi="Times New Roman" w:cs="Times New Roman"/>
+          <w:sz w:val="28"/>
+          <w:szCs w:val="28"/>
+        </w:rPr>
+        <w:t xml:space="preserve"> </w:t>
+      </w:r>
+      <w:r>
+        <w:rPr>
+          <w:rFonts w:ascii="Times New Roman" w:hAnsi="Times New Roman" w:cs="Times New Roman"/>
+          <w:sz w:val="28"/>
+          <w:szCs w:val="28"/>
+        </w:rPr>
+        <w:t>Так как инструмент написан на Python, он доступен в репозитории PyPI. Е</w:t>
+      </w:r>
+      <w:r>
+        <w:rPr>
+          <w:rFonts w:ascii="Times New Roman" w:hAnsi="Times New Roman" w:cs="Times New Roman"/>
+          <w:sz w:val="28"/>
+          <w:szCs w:val="28"/>
+        </w:rPr>
+        <w:t>го можно установить с помощью «pip», что делает его доступным на любой системе с интерпретатором Python:</w:t>
       </w:r>
     </w:p>
     <w:p>
@@ -3445,39 +3196,8 @@
           <w:szCs w:val="28"/>
           <w:lang w:val="en-US"/>
         </w:rPr>
-        <w:t xml:space="preserve">    </w:t>
-      </w:r>
-      <w:proofErr w:type="gramStart"/>
-      <w:r>
-        <w:rPr>
-          <w:rFonts w:ascii="Times New Roman" w:hAnsi="Times New Roman" w:cs="Times New Roman"/>
-          <w:sz w:val="28"/>
-          <w:szCs w:val="28"/>
-          <w:lang w:val="en-US"/>
-        </w:rPr>
-        <w:t>pip</w:t>
-      </w:r>
-      <w:proofErr w:type="gramEnd"/>
-      <w:r>
-        <w:rPr>
-          <w:rFonts w:ascii="Times New Roman" w:hAnsi="Times New Roman" w:cs="Times New Roman"/>
-          <w:sz w:val="28"/>
-          <w:szCs w:val="28"/>
-          <w:lang w:val="en-US"/>
-        </w:rPr>
-        <w:t xml:space="preserve"> </w:t>
-      </w:r>
-      <w:proofErr w:type="gramStart"/>
-      <w:r>
-        <w:rPr>
-          <w:rFonts w:ascii="Times New Roman" w:hAnsi="Times New Roman" w:cs="Times New Roman"/>
-          <w:sz w:val="28"/>
-          <w:szCs w:val="28"/>
-          <w:lang w:val="en-US"/>
-        </w:rPr>
-        <w:t>install gitinspector</w:t>
-      </w:r>
-      <w:proofErr w:type="gramEnd"/>
+        <w:t xml:space="preserve">    pip install gitinspector</w:t>
+      </w:r>
     </w:p>
     <w:p>
       <w:pPr>
@@ -3601,19 +3321,8 @@
           <w:szCs w:val="28"/>
           <w:lang w:val="en-US"/>
         </w:rPr>
-        <w:t xml:space="preserve"> GUI</w:t>
-      </w:r>
-      <w:proofErr w:type="gramStart"/>
-      <w:r>
-        <w:rPr>
-          <w:rFonts w:ascii="Times New Roman" w:hAnsi="Times New Roman" w:cs="Times New Roman"/>
-          <w:sz w:val="28"/>
-          <w:szCs w:val="28"/>
-          <w:lang w:val="en-US"/>
-        </w:rPr>
-        <w:t>) .</w:t>
-      </w:r>
-      <w:proofErr w:type="gramEnd"/>
+        <w:t xml:space="preserve"> GUI) .</w:t>
+      </w:r>
     </w:p>
     <w:p>
       <w:pPr>
@@ -3639,7 +3348,14 @@
           <w:i w:val="0"/>
           <w:iCs/>
         </w:rPr>
-        <w:t>3. Понятность и полнота освещения во внешних источниках</w:t>
+        <w:t>3. Понятность и полнота освещения во</w:t>
+      </w:r>
+      <w:r>
+        <w:rPr>
+          <w:i w:val="0"/>
+          <w:iCs/>
+        </w:rPr>
+        <w:t xml:space="preserve"> внешних источниках</w:t>
       </w:r>
       <w:bookmarkEnd w:id="3"/>
     </w:p>
@@ -3680,54 +3396,24 @@
           <w:sz w:val="28"/>
           <w:szCs w:val="28"/>
         </w:rPr>
-        <w:t xml:space="preserve">   Официальная документация</w:t>
-      </w:r>
-      <w:proofErr w:type="gramStart"/>
-      <w:r>
-        <w:rPr>
-          <w:rFonts w:ascii="Times New Roman" w:hAnsi="Times New Roman" w:cs="Times New Roman"/>
-          <w:sz w:val="28"/>
-          <w:szCs w:val="28"/>
-        </w:rPr>
-        <w:t>: На</w:t>
-      </w:r>
-      <w:proofErr w:type="gramEnd"/>
-      <w:r>
-        <w:rPr>
-          <w:rFonts w:ascii="Times New Roman" w:hAnsi="Times New Roman" w:cs="Times New Roman"/>
-          <w:sz w:val="28"/>
-          <w:szCs w:val="28"/>
-        </w:rPr>
-        <w:t xml:space="preserve"> </w:t>
-      </w:r>
-      <w:proofErr w:type="spellStart"/>
-      <w:r>
-        <w:rPr>
-          <w:rFonts w:ascii="Times New Roman" w:hAnsi="Times New Roman" w:cs="Times New Roman"/>
-          <w:sz w:val="28"/>
-          <w:szCs w:val="28"/>
-        </w:rPr>
-        <w:t>GitHub</w:t>
-      </w:r>
-      <w:proofErr w:type="spellEnd"/>
-      <w:r>
-        <w:rPr>
-          <w:rFonts w:ascii="Times New Roman" w:hAnsi="Times New Roman" w:cs="Times New Roman"/>
-          <w:sz w:val="28"/>
-          <w:szCs w:val="28"/>
-        </w:rPr>
-        <w:t xml:space="preserve">-странице проекта представлено подробное «README», в котором описаны основные функции, примеры использования и список поддерживаемых </w:t>
-      </w:r>
-      <w:proofErr w:type="gramStart"/>
-      <w:r>
-        <w:rPr>
-          <w:rFonts w:ascii="Times New Roman" w:hAnsi="Times New Roman" w:cs="Times New Roman"/>
-          <w:sz w:val="28"/>
-          <w:szCs w:val="28"/>
-        </w:rPr>
-        <w:t>языков .</w:t>
-      </w:r>
-      <w:proofErr w:type="gramEnd"/>
+        <w:t xml:space="preserve">   Официальная документация: На GitHub-странице проекта представлено подробное «README», в котором описаны основные функции, примеры использования и список п</w:t>
+      </w:r>
+      <w:r>
+        <w:rPr>
+          <w:rFonts w:ascii="Times New Roman" w:hAnsi="Times New Roman" w:cs="Times New Roman"/>
+          <w:sz w:val="28"/>
+          <w:szCs w:val="28"/>
+        </w:rPr>
+        <w:t>оддерживаемых языков</w:t>
+      </w:r>
+      <w:r>
+        <w:rPr>
+          <w:rFonts w:ascii="Times New Roman" w:hAnsi="Times New Roman" w:cs="Times New Roman"/>
+          <w:sz w:val="28"/>
+          <w:szCs w:val="28"/>
+        </w:rPr>
+        <w:t>.</w:t>
+      </w:r>
     </w:p>
     <w:p>
       <w:pPr>
@@ -3746,54 +3432,8 @@
           <w:sz w:val="28"/>
           <w:szCs w:val="28"/>
         </w:rPr>
-        <w:t xml:space="preserve">   Man-страницы (Linux): В системах Linux и Unix доступны стандартные </w:t>
-      </w:r>
-      <w:proofErr w:type="spellStart"/>
-      <w:r>
-        <w:rPr>
-          <w:rFonts w:ascii="Times New Roman" w:hAnsi="Times New Roman" w:cs="Times New Roman"/>
-          <w:sz w:val="28"/>
-          <w:szCs w:val="28"/>
-        </w:rPr>
-        <w:t>man</w:t>
-      </w:r>
-      <w:proofErr w:type="spellEnd"/>
-      <w:r>
-        <w:rPr>
-          <w:rFonts w:ascii="Times New Roman" w:hAnsi="Times New Roman" w:cs="Times New Roman"/>
-          <w:sz w:val="28"/>
-          <w:szCs w:val="28"/>
-        </w:rPr>
-        <w:t>-страницы («</w:t>
-      </w:r>
-      <w:proofErr w:type="spellStart"/>
-      <w:r>
-        <w:rPr>
-          <w:rFonts w:ascii="Times New Roman" w:hAnsi="Times New Roman" w:cs="Times New Roman"/>
-          <w:sz w:val="28"/>
-          <w:szCs w:val="28"/>
-        </w:rPr>
-        <w:t>man</w:t>
-      </w:r>
-      <w:proofErr w:type="spellEnd"/>
-      <w:r>
-        <w:rPr>
-          <w:rFonts w:ascii="Times New Roman" w:hAnsi="Times New Roman" w:cs="Times New Roman"/>
-          <w:sz w:val="28"/>
-          <w:szCs w:val="28"/>
-        </w:rPr>
-        <w:t xml:space="preserve"> gitinspector»), которые детально описывают все возможные флаги и опции командной </w:t>
-      </w:r>
-      <w:proofErr w:type="gramStart"/>
-      <w:r>
-        <w:rPr>
-          <w:rFonts w:ascii="Times New Roman" w:hAnsi="Times New Roman" w:cs="Times New Roman"/>
-          <w:sz w:val="28"/>
-          <w:szCs w:val="28"/>
-        </w:rPr>
-        <w:t>строки .</w:t>
-      </w:r>
-      <w:proofErr w:type="gramEnd"/>
+        <w:t xml:space="preserve">   Man-страницы (Linux): В системах Linux и Unix доступны стандартные man-страницы («man gitinspector»), которые детально описывают все возможные флаги и опции командной строки .</w:t>
+      </w:r>
     </w:p>
     <w:p>
       <w:pPr>
@@ -3812,54 +3452,24 @@
           <w:sz w:val="28"/>
           <w:szCs w:val="28"/>
         </w:rPr>
-        <w:t xml:space="preserve">   Сторонние руководства</w:t>
-      </w:r>
-      <w:proofErr w:type="gramStart"/>
-      <w:r>
-        <w:rPr>
-          <w:rFonts w:ascii="Times New Roman" w:hAnsi="Times New Roman" w:cs="Times New Roman"/>
-          <w:sz w:val="28"/>
-          <w:szCs w:val="28"/>
-        </w:rPr>
-        <w:t>: Существует</w:t>
-      </w:r>
-      <w:proofErr w:type="gramEnd"/>
-      <w:r>
-        <w:rPr>
-          <w:rFonts w:ascii="Times New Roman" w:hAnsi="Times New Roman" w:cs="Times New Roman"/>
-          <w:sz w:val="28"/>
-          <w:szCs w:val="28"/>
-        </w:rPr>
-        <w:t xml:space="preserve"> множество туториалов и статей, например, на CSDN и </w:t>
-      </w:r>
-      <w:proofErr w:type="spellStart"/>
-      <w:r>
-        <w:rPr>
-          <w:rFonts w:ascii="Times New Roman" w:hAnsi="Times New Roman" w:cs="Times New Roman"/>
-          <w:sz w:val="28"/>
-          <w:szCs w:val="28"/>
-        </w:rPr>
-        <w:t>GitCode</w:t>
-      </w:r>
-      <w:proofErr w:type="spellEnd"/>
-      <w:r>
-        <w:rPr>
-          <w:rFonts w:ascii="Times New Roman" w:hAnsi="Times New Roman" w:cs="Times New Roman"/>
-          <w:sz w:val="28"/>
-          <w:szCs w:val="28"/>
-        </w:rPr>
-        <w:t xml:space="preserve">, которые описывают процесс установки и базовое использование инструмента, что делает его особенно понятным для </w:t>
-      </w:r>
-      <w:proofErr w:type="gramStart"/>
-      <w:r>
-        <w:rPr>
-          <w:rFonts w:ascii="Times New Roman" w:hAnsi="Times New Roman" w:cs="Times New Roman"/>
-          <w:sz w:val="28"/>
-          <w:szCs w:val="28"/>
-        </w:rPr>
-        <w:t>новичков .</w:t>
-      </w:r>
-      <w:proofErr w:type="gramEnd"/>
+        <w:t xml:space="preserve">   Сторонние руководства: Существует</w:t>
+      </w:r>
+      <w:r>
+        <w:rPr>
+          <w:rFonts w:ascii="Times New Roman" w:hAnsi="Times New Roman" w:cs="Times New Roman"/>
+          <w:sz w:val="28"/>
+          <w:szCs w:val="28"/>
+        </w:rPr>
+        <w:t xml:space="preserve"> множество туториалов и статей, например, на CSDN и GitCode, которые описывают процесс установки и базовое использование инструмента, что делает его особенно понятным для новичков</w:t>
+      </w:r>
+      <w:r>
+        <w:rPr>
+          <w:rFonts w:ascii="Times New Roman" w:hAnsi="Times New Roman" w:cs="Times New Roman"/>
+          <w:sz w:val="28"/>
+          <w:szCs w:val="28"/>
+        </w:rPr>
+        <w:t>.</w:t>
+      </w:r>
     </w:p>
     <w:p>
       <w:pPr>
@@ -3879,36 +3489,24 @@
           <w:szCs w:val="28"/>
         </w:rPr>
         <w:lastRenderedPageBreak/>
-        <w:t xml:space="preserve">   Актуальность: Инструмент поддерживается сообществом, хотя и не развивается активно. Последние обновления в репозиториях датированы </w:t>
-      </w:r>
-      <w:proofErr w:type="gramStart"/>
-      <w:r>
-        <w:rPr>
-          <w:rFonts w:ascii="Times New Roman" w:hAnsi="Times New Roman" w:cs="Times New Roman"/>
-          <w:sz w:val="28"/>
-          <w:szCs w:val="28"/>
-        </w:rPr>
-        <w:t>2024-2025</w:t>
-      </w:r>
-      <w:proofErr w:type="gramEnd"/>
-      <w:r>
-        <w:rPr>
-          <w:rFonts w:ascii="Times New Roman" w:hAnsi="Times New Roman" w:cs="Times New Roman"/>
-          <w:sz w:val="28"/>
-          <w:szCs w:val="28"/>
-        </w:rPr>
-        <w:t xml:space="preserve"> годом, что говорит о его стабильности и </w:t>
-      </w:r>
-      <w:proofErr w:type="gramStart"/>
-      <w:r>
-        <w:rPr>
-          <w:rFonts w:ascii="Times New Roman" w:hAnsi="Times New Roman" w:cs="Times New Roman"/>
-          <w:sz w:val="28"/>
-          <w:szCs w:val="28"/>
-        </w:rPr>
-        <w:t>поддержке .</w:t>
-      </w:r>
-      <w:proofErr w:type="gramEnd"/>
+        <w:t xml:space="preserve">   Актуальность: Инструмент поддерживается сообществом, хотя и не развивае</w:t>
+      </w:r>
+      <w:r>
+        <w:rPr>
+          <w:rFonts w:ascii="Times New Roman" w:hAnsi="Times New Roman" w:cs="Times New Roman"/>
+          <w:sz w:val="28"/>
+          <w:szCs w:val="28"/>
+        </w:rPr>
+        <w:t>тся активно. Последние обновления в репозиториях датированы 2024-2025 годом, что говорит о его стабильности и поддержке</w:t>
+      </w:r>
+      <w:r>
+        <w:rPr>
+          <w:rFonts w:ascii="Times New Roman" w:hAnsi="Times New Roman" w:cs="Times New Roman"/>
+          <w:sz w:val="28"/>
+          <w:szCs w:val="28"/>
+        </w:rPr>
+        <w:t>.</w:t>
+      </w:r>
     </w:p>
     <w:p>
       <w:pPr>
@@ -3954,190 +3552,24 @@
           <w:sz w:val="28"/>
           <w:szCs w:val="28"/>
         </w:rPr>
-        <w:t>Gitinspector не выполняет глубокий синтаксический анализ (как парсеры AST), но умеет фильтровать файлы по их расширениям. По умолчанию он анализирует файлы со следующими расширениями: «</w:t>
-      </w:r>
-      <w:proofErr w:type="spellStart"/>
-      <w:r>
-        <w:rPr>
-          <w:rFonts w:ascii="Times New Roman" w:hAnsi="Times New Roman" w:cs="Times New Roman"/>
-          <w:sz w:val="28"/>
-          <w:szCs w:val="28"/>
-        </w:rPr>
-        <w:t>java</w:t>
-      </w:r>
-      <w:proofErr w:type="spellEnd"/>
-      <w:r>
-        <w:rPr>
-          <w:rFonts w:ascii="Times New Roman" w:hAnsi="Times New Roman" w:cs="Times New Roman"/>
-          <w:sz w:val="28"/>
-          <w:szCs w:val="28"/>
-        </w:rPr>
-        <w:t xml:space="preserve">, c, </w:t>
-      </w:r>
-      <w:proofErr w:type="spellStart"/>
-      <w:r>
-        <w:rPr>
-          <w:rFonts w:ascii="Times New Roman" w:hAnsi="Times New Roman" w:cs="Times New Roman"/>
-          <w:sz w:val="28"/>
-          <w:szCs w:val="28"/>
-        </w:rPr>
-        <w:t>cc</w:t>
-      </w:r>
-      <w:proofErr w:type="spellEnd"/>
-      <w:r>
-        <w:rPr>
-          <w:rFonts w:ascii="Times New Roman" w:hAnsi="Times New Roman" w:cs="Times New Roman"/>
-          <w:sz w:val="28"/>
-          <w:szCs w:val="28"/>
-        </w:rPr>
-        <w:t xml:space="preserve">, </w:t>
-      </w:r>
-      <w:proofErr w:type="spellStart"/>
-      <w:r>
-        <w:rPr>
-          <w:rFonts w:ascii="Times New Roman" w:hAnsi="Times New Roman" w:cs="Times New Roman"/>
-          <w:sz w:val="28"/>
-          <w:szCs w:val="28"/>
-        </w:rPr>
-        <w:t>cpp</w:t>
-      </w:r>
-      <w:proofErr w:type="spellEnd"/>
-      <w:r>
-        <w:rPr>
-          <w:rFonts w:ascii="Times New Roman" w:hAnsi="Times New Roman" w:cs="Times New Roman"/>
-          <w:sz w:val="28"/>
-          <w:szCs w:val="28"/>
-        </w:rPr>
-        <w:t xml:space="preserve">, h, </w:t>
-      </w:r>
-      <w:proofErr w:type="spellStart"/>
-      <w:r>
-        <w:rPr>
-          <w:rFonts w:ascii="Times New Roman" w:hAnsi="Times New Roman" w:cs="Times New Roman"/>
-          <w:sz w:val="28"/>
-          <w:szCs w:val="28"/>
-        </w:rPr>
-        <w:t>hh</w:t>
-      </w:r>
-      <w:proofErr w:type="spellEnd"/>
-      <w:r>
-        <w:rPr>
-          <w:rFonts w:ascii="Times New Roman" w:hAnsi="Times New Roman" w:cs="Times New Roman"/>
-          <w:sz w:val="28"/>
-          <w:szCs w:val="28"/>
-        </w:rPr>
-        <w:t xml:space="preserve">, </w:t>
-      </w:r>
-      <w:proofErr w:type="spellStart"/>
-      <w:r>
-        <w:rPr>
-          <w:rFonts w:ascii="Times New Roman" w:hAnsi="Times New Roman" w:cs="Times New Roman"/>
-          <w:sz w:val="28"/>
-          <w:szCs w:val="28"/>
-        </w:rPr>
-        <w:t>hpp</w:t>
-      </w:r>
-      <w:proofErr w:type="spellEnd"/>
-      <w:r>
-        <w:rPr>
-          <w:rFonts w:ascii="Times New Roman" w:hAnsi="Times New Roman" w:cs="Times New Roman"/>
-          <w:sz w:val="28"/>
-          <w:szCs w:val="28"/>
-        </w:rPr>
-        <w:t xml:space="preserve">, </w:t>
-      </w:r>
-      <w:proofErr w:type="spellStart"/>
-      <w:r>
-        <w:rPr>
-          <w:rFonts w:ascii="Times New Roman" w:hAnsi="Times New Roman" w:cs="Times New Roman"/>
-          <w:sz w:val="28"/>
-          <w:szCs w:val="28"/>
-        </w:rPr>
-        <w:t>py</w:t>
-      </w:r>
-      <w:proofErr w:type="spellEnd"/>
-      <w:r>
-        <w:rPr>
-          <w:rFonts w:ascii="Times New Roman" w:hAnsi="Times New Roman" w:cs="Times New Roman"/>
-          <w:sz w:val="28"/>
-          <w:szCs w:val="28"/>
-        </w:rPr>
-        <w:t xml:space="preserve">, </w:t>
-      </w:r>
-      <w:proofErr w:type="spellStart"/>
-      <w:r>
-        <w:rPr>
-          <w:rFonts w:ascii="Times New Roman" w:hAnsi="Times New Roman" w:cs="Times New Roman"/>
-          <w:sz w:val="28"/>
-          <w:szCs w:val="28"/>
-        </w:rPr>
-        <w:t>glsl</w:t>
-      </w:r>
-      <w:proofErr w:type="spellEnd"/>
-      <w:r>
-        <w:rPr>
-          <w:rFonts w:ascii="Times New Roman" w:hAnsi="Times New Roman" w:cs="Times New Roman"/>
-          <w:sz w:val="28"/>
-          <w:szCs w:val="28"/>
-        </w:rPr>
-        <w:t xml:space="preserve">, </w:t>
-      </w:r>
-      <w:proofErr w:type="spellStart"/>
-      <w:r>
-        <w:rPr>
-          <w:rFonts w:ascii="Times New Roman" w:hAnsi="Times New Roman" w:cs="Times New Roman"/>
-          <w:sz w:val="28"/>
-          <w:szCs w:val="28"/>
-        </w:rPr>
-        <w:t>rb</w:t>
-      </w:r>
-      <w:proofErr w:type="spellEnd"/>
-      <w:r>
-        <w:rPr>
-          <w:rFonts w:ascii="Times New Roman" w:hAnsi="Times New Roman" w:cs="Times New Roman"/>
-          <w:sz w:val="28"/>
-          <w:szCs w:val="28"/>
-        </w:rPr>
-        <w:t xml:space="preserve">, </w:t>
-      </w:r>
-      <w:proofErr w:type="spellStart"/>
-      <w:r>
-        <w:rPr>
-          <w:rFonts w:ascii="Times New Roman" w:hAnsi="Times New Roman" w:cs="Times New Roman"/>
-          <w:sz w:val="28"/>
-          <w:szCs w:val="28"/>
-        </w:rPr>
-        <w:t>js</w:t>
-      </w:r>
-      <w:proofErr w:type="spellEnd"/>
-      <w:r>
-        <w:rPr>
-          <w:rFonts w:ascii="Times New Roman" w:hAnsi="Times New Roman" w:cs="Times New Roman"/>
-          <w:sz w:val="28"/>
-          <w:szCs w:val="28"/>
-        </w:rPr>
-        <w:t xml:space="preserve">, </w:t>
-      </w:r>
-      <w:proofErr w:type="spellStart"/>
-      <w:r>
-        <w:rPr>
-          <w:rFonts w:ascii="Times New Roman" w:hAnsi="Times New Roman" w:cs="Times New Roman"/>
-          <w:sz w:val="28"/>
-          <w:szCs w:val="28"/>
-        </w:rPr>
-        <w:t>sql</w:t>
-      </w:r>
-      <w:proofErr w:type="spellEnd"/>
-      <w:proofErr w:type="gramStart"/>
-      <w:r>
-        <w:rPr>
-          <w:rFonts w:ascii="Times New Roman" w:hAnsi="Times New Roman" w:cs="Times New Roman"/>
-          <w:sz w:val="28"/>
-          <w:szCs w:val="28"/>
-        </w:rPr>
-        <w:t>» .</w:t>
-      </w:r>
-      <w:proofErr w:type="gramEnd"/>
+        <w:t xml:space="preserve">Gitinspector не выполняет глубокий синтаксический анализ (как парсеры AST), но умеет </w:t>
+      </w:r>
+      <w:r>
+        <w:rPr>
+          <w:rFonts w:ascii="Times New Roman" w:hAnsi="Times New Roman" w:cs="Times New Roman"/>
+          <w:sz w:val="28"/>
+          <w:szCs w:val="28"/>
+        </w:rPr>
+        <w:t>фильтровать файлы по их расширениям. По умолчанию он анализирует файлы со следующими расширениями: «java, c, cc, cpp, h, hh, hpp, py, glsl, rb, js, sql»</w:t>
+      </w:r>
+      <w:r>
+        <w:rPr>
+          <w:rFonts w:ascii="Times New Roman" w:hAnsi="Times New Roman" w:cs="Times New Roman"/>
+          <w:sz w:val="28"/>
+          <w:szCs w:val="28"/>
+        </w:rPr>
+        <w:t>.</w:t>
+      </w:r>
     </w:p>
     <w:p>
       <w:pPr>
@@ -4156,71 +3588,15 @@
           <w:sz w:val="28"/>
           <w:szCs w:val="28"/>
         </w:rPr>
-        <w:t>Это покрывает большинство популярных языков (C, C++, Java, Python, JavaScript). Пользователь может легко изменить этот список с помощью флага «-f», добавив поддержку любого другого языка, например, Go (</w:t>
-      </w:r>
-      <w:proofErr w:type="gramStart"/>
-      <w:r>
-        <w:rPr>
-          <w:rFonts w:ascii="Times New Roman" w:hAnsi="Times New Roman" w:cs="Times New Roman"/>
-          <w:sz w:val="28"/>
-          <w:szCs w:val="28"/>
-        </w:rPr>
-        <w:t>«.</w:t>
-      </w:r>
-      <w:proofErr w:type="spellStart"/>
-      <w:r>
-        <w:rPr>
-          <w:rFonts w:ascii="Times New Roman" w:hAnsi="Times New Roman" w:cs="Times New Roman"/>
-          <w:sz w:val="28"/>
-          <w:szCs w:val="28"/>
-        </w:rPr>
-        <w:t>go</w:t>
-      </w:r>
-      <w:proofErr w:type="spellEnd"/>
-      <w:proofErr w:type="gramEnd"/>
-      <w:r>
-        <w:rPr>
-          <w:rFonts w:ascii="Times New Roman" w:hAnsi="Times New Roman" w:cs="Times New Roman"/>
-          <w:sz w:val="28"/>
-          <w:szCs w:val="28"/>
-        </w:rPr>
-        <w:t xml:space="preserve">») или </w:t>
-      </w:r>
-      <w:proofErr w:type="spellStart"/>
-      <w:r>
-        <w:rPr>
-          <w:rFonts w:ascii="Times New Roman" w:hAnsi="Times New Roman" w:cs="Times New Roman"/>
-          <w:sz w:val="28"/>
-          <w:szCs w:val="28"/>
-        </w:rPr>
-        <w:t>Rust</w:t>
-      </w:r>
-      <w:proofErr w:type="spellEnd"/>
-      <w:r>
-        <w:rPr>
-          <w:rFonts w:ascii="Times New Roman" w:hAnsi="Times New Roman" w:cs="Times New Roman"/>
-          <w:sz w:val="28"/>
-          <w:szCs w:val="28"/>
-        </w:rPr>
-        <w:t xml:space="preserve"> («.</w:t>
-      </w:r>
-      <w:proofErr w:type="spellStart"/>
-      <w:r>
-        <w:rPr>
-          <w:rFonts w:ascii="Times New Roman" w:hAnsi="Times New Roman" w:cs="Times New Roman"/>
-          <w:sz w:val="28"/>
-          <w:szCs w:val="28"/>
-        </w:rPr>
-        <w:t>rs</w:t>
-      </w:r>
-      <w:proofErr w:type="spellEnd"/>
-      <w:r>
-        <w:rPr>
-          <w:rFonts w:ascii="Times New Roman" w:hAnsi="Times New Roman" w:cs="Times New Roman"/>
-          <w:sz w:val="28"/>
-          <w:szCs w:val="28"/>
-        </w:rPr>
-        <w:t>»).</w:t>
+        <w:t>Это покрывает большинство популярных языков (C, C++, Java, Python, JavaScript). Пользователь может ле</w:t>
+      </w:r>
+      <w:r>
+        <w:rPr>
+          <w:rFonts w:ascii="Times New Roman" w:hAnsi="Times New Roman" w:cs="Times New Roman"/>
+          <w:sz w:val="28"/>
+          <w:szCs w:val="28"/>
+        </w:rPr>
+        <w:t>гко изменить этот список с помощью флага «-f», добавив поддержку любого другого языка, например, Go («.go») или Rust («.rs»).</w:t>
       </w:r>
     </w:p>
     <w:p>
@@ -4267,7 +3643,15 @@
           <w:sz w:val="28"/>
           <w:szCs w:val="28"/>
         </w:rPr>
-        <w:t>Основываясь на опыте работы с Gitinspector, для улучшения учебных пособий по реверс-инжинирингу и статическому анализу можно предложить следующее:</w:t>
+        <w:t>Основываясь на опыте работы с Gitinspector, для улучшения учебных пособий по реверс</w:t>
+      </w:r>
+      <w:r>
+        <w:rPr>
+          <w:rFonts w:ascii="Times New Roman" w:hAnsi="Times New Roman" w:cs="Times New Roman"/>
+          <w:sz w:val="28"/>
+          <w:szCs w:val="28"/>
+        </w:rPr>
+        <w:t>-инжинирингу и статическому анализу можно предложить следующее:</w:t>
       </w:r>
     </w:p>
     <w:p>
@@ -4287,7 +3671,15 @@
           <w:sz w:val="28"/>
           <w:szCs w:val="28"/>
         </w:rPr>
-        <w:t>1.  Акцент на методологии, а не на инструментах: В пособии стоит больше внимания уделять тому, какие именно метрики (например, индекс Холстеда, цикломатическая сложность) важны для поиска «горячих точек» и почему, а не просто перечислению флагов команд.</w:t>
+        <w:t>1.  Акцент на методологии, а не на инструментах: В пособии стоит больше внимания уделять тому, какие именно метрики (например, индекс Холстеда, цикломатическая сложность) важны для поиска «гор</w:t>
+      </w:r>
+      <w:r>
+        <w:rPr>
+          <w:rFonts w:ascii="Times New Roman" w:hAnsi="Times New Roman" w:cs="Times New Roman"/>
+          <w:sz w:val="28"/>
+          <w:szCs w:val="28"/>
+        </w:rPr>
+        <w:t>ячих точек» и почему, а не просто перечислению флагов команд.</w:t>
       </w:r>
     </w:p>
     <w:p>
@@ -4307,25 +3699,15 @@
           <w:sz w:val="28"/>
           <w:szCs w:val="28"/>
         </w:rPr>
-        <w:t>2.  Примеры «плохого» кода</w:t>
-      </w:r>
-      <w:proofErr w:type="gramStart"/>
-      <w:r>
-        <w:rPr>
-          <w:rFonts w:ascii="Times New Roman" w:hAnsi="Times New Roman" w:cs="Times New Roman"/>
-          <w:sz w:val="28"/>
-          <w:szCs w:val="28"/>
-        </w:rPr>
-        <w:t>: Рекомендуется</w:t>
-      </w:r>
-      <w:proofErr w:type="gramEnd"/>
-      <w:r>
-        <w:rPr>
-          <w:rFonts w:ascii="Times New Roman" w:hAnsi="Times New Roman" w:cs="Times New Roman"/>
-          <w:sz w:val="28"/>
-          <w:szCs w:val="28"/>
-        </w:rPr>
-        <w:t xml:space="preserve"> добавить примеры репозиториев с типовыми анти-паттернами (например, один разработчик, который пишет 90% кода, или "мертвый" код) и показать, как статистика Gitinspector помогает их выявить.</w:t>
+        <w:t>2.  Примеры «плохого» кода: Рекомендуется добавить примеры репозиториев с типовыми анти-паттернами (например, один разработчик, который пишет 90% кода, или "мертвый" код) и показать, как статист</w:t>
+      </w:r>
+      <w:r>
+        <w:rPr>
+          <w:rFonts w:ascii="Times New Roman" w:hAnsi="Times New Roman" w:cs="Times New Roman"/>
+          <w:sz w:val="28"/>
+          <w:szCs w:val="28"/>
+        </w:rPr>
+        <w:t>ика Gitinspector помогает их выявить.</w:t>
       </w:r>
     </w:p>
     <w:p>
@@ -4345,61 +3727,15 @@
           <w:sz w:val="28"/>
           <w:szCs w:val="28"/>
         </w:rPr>
-        <w:t xml:space="preserve">3.  Интеграция в CI/CD: Полезным было бы добавить раздел о том, как интегрировать Gitinspector в конвейеры непрерывной интеграции (например, </w:t>
-      </w:r>
-      <w:proofErr w:type="spellStart"/>
-      <w:r>
-        <w:rPr>
-          <w:rFonts w:ascii="Times New Roman" w:hAnsi="Times New Roman" w:cs="Times New Roman"/>
-          <w:sz w:val="28"/>
-          <w:szCs w:val="28"/>
-        </w:rPr>
-        <w:t>GitLab</w:t>
-      </w:r>
-      <w:proofErr w:type="spellEnd"/>
-      <w:r>
-        <w:rPr>
-          <w:rFonts w:ascii="Times New Roman" w:hAnsi="Times New Roman" w:cs="Times New Roman"/>
-          <w:sz w:val="28"/>
-          <w:szCs w:val="28"/>
-        </w:rPr>
-        <w:t xml:space="preserve"> CI или </w:t>
-      </w:r>
-      <w:proofErr w:type="spellStart"/>
-      <w:r>
-        <w:rPr>
-          <w:rFonts w:ascii="Times New Roman" w:hAnsi="Times New Roman" w:cs="Times New Roman"/>
-          <w:sz w:val="28"/>
-          <w:szCs w:val="28"/>
-        </w:rPr>
-        <w:t>GitHub</w:t>
-      </w:r>
-      <w:proofErr w:type="spellEnd"/>
-      <w:r>
-        <w:rPr>
-          <w:rFonts w:ascii="Times New Roman" w:hAnsi="Times New Roman" w:cs="Times New Roman"/>
-          <w:sz w:val="28"/>
-          <w:szCs w:val="28"/>
-        </w:rPr>
-        <w:t xml:space="preserve"> </w:t>
-      </w:r>
-      <w:proofErr w:type="spellStart"/>
-      <w:r>
-        <w:rPr>
-          <w:rFonts w:ascii="Times New Roman" w:hAnsi="Times New Roman" w:cs="Times New Roman"/>
-          <w:sz w:val="28"/>
-          <w:szCs w:val="28"/>
-        </w:rPr>
-        <w:t>Actions</w:t>
-      </w:r>
-      <w:proofErr w:type="spellEnd"/>
-      <w:r>
-        <w:rPr>
-          <w:rFonts w:ascii="Times New Roman" w:hAnsi="Times New Roman" w:cs="Times New Roman"/>
-          <w:sz w:val="28"/>
-          <w:szCs w:val="28"/>
-        </w:rPr>
-        <w:t>) для автоматического контроля качества и распределения ответственности за код.</w:t>
+        <w:t>3.  Интеграция в CI/CD: Полезным было бы добавить раздел о том, как интегрировать Gitinspector в конвейеры непрерывной интеграции (например, GitLab CI или GitHub Actions) для автоматического контроля качества и распред</w:t>
+      </w:r>
+      <w:r>
+        <w:rPr>
+          <w:rFonts w:ascii="Times New Roman" w:hAnsi="Times New Roman" w:cs="Times New Roman"/>
+          <w:sz w:val="28"/>
+          <w:szCs w:val="28"/>
+        </w:rPr>
+        <w:t>еления ответственности за код.</w:t>
       </w:r>
     </w:p>
     <w:p>
@@ -4419,79 +3755,7 @@
           <w:sz w:val="28"/>
           <w:szCs w:val="28"/>
         </w:rPr>
-        <w:t>4.  Сравнение с аналогами: Четкое сравнение Gitinspector с «</w:t>
-      </w:r>
-      <w:proofErr w:type="spellStart"/>
-      <w:r>
-        <w:rPr>
-          <w:rFonts w:ascii="Times New Roman" w:hAnsi="Times New Roman" w:cs="Times New Roman"/>
-          <w:sz w:val="28"/>
-          <w:szCs w:val="28"/>
-        </w:rPr>
-        <w:t>git</w:t>
-      </w:r>
-      <w:proofErr w:type="spellEnd"/>
-      <w:r>
-        <w:rPr>
-          <w:rFonts w:ascii="Times New Roman" w:hAnsi="Times New Roman" w:cs="Times New Roman"/>
-          <w:sz w:val="28"/>
-          <w:szCs w:val="28"/>
-        </w:rPr>
-        <w:t xml:space="preserve"> </w:t>
-      </w:r>
-      <w:proofErr w:type="spellStart"/>
-      <w:r>
-        <w:rPr>
-          <w:rFonts w:ascii="Times New Roman" w:hAnsi="Times New Roman" w:cs="Times New Roman"/>
-          <w:sz w:val="28"/>
-          <w:szCs w:val="28"/>
-        </w:rPr>
-        <w:t>log</w:t>
-      </w:r>
-      <w:proofErr w:type="spellEnd"/>
-      <w:r>
-        <w:rPr>
-          <w:rFonts w:ascii="Times New Roman" w:hAnsi="Times New Roman" w:cs="Times New Roman"/>
-          <w:sz w:val="28"/>
-          <w:szCs w:val="28"/>
-        </w:rPr>
-        <w:t xml:space="preserve"> --</w:t>
-      </w:r>
-      <w:proofErr w:type="spellStart"/>
-      <w:r>
-        <w:rPr>
-          <w:rFonts w:ascii="Times New Roman" w:hAnsi="Times New Roman" w:cs="Times New Roman"/>
-          <w:sz w:val="28"/>
-          <w:szCs w:val="28"/>
-        </w:rPr>
-        <w:t>shortstat</w:t>
-      </w:r>
-      <w:proofErr w:type="spellEnd"/>
-      <w:r>
-        <w:rPr>
-          <w:rFonts w:ascii="Times New Roman" w:hAnsi="Times New Roman" w:cs="Times New Roman"/>
-          <w:sz w:val="28"/>
-          <w:szCs w:val="28"/>
-        </w:rPr>
-        <w:t>» или «</w:t>
-      </w:r>
-      <w:proofErr w:type="spellStart"/>
-      <w:r>
-        <w:rPr>
-          <w:rFonts w:ascii="Times New Roman" w:hAnsi="Times New Roman" w:cs="Times New Roman"/>
-          <w:sz w:val="28"/>
-          <w:szCs w:val="28"/>
-        </w:rPr>
-        <w:t>cloc</w:t>
-      </w:r>
-      <w:proofErr w:type="spellEnd"/>
-      <w:r>
-        <w:rPr>
-          <w:rFonts w:ascii="Times New Roman" w:hAnsi="Times New Roman" w:cs="Times New Roman"/>
-          <w:sz w:val="28"/>
-          <w:szCs w:val="28"/>
-        </w:rPr>
-        <w:t>», чтобы подчеркнуть уникальность его фичи — анализа ответственности авторов («-r») и временной шкалы («-T»).</w:t>
+        <w:t>4.  Сравнение с аналогами: Четкое сравнение Gitinspector с «git log --shortstat» или «cloc», чтобы подчеркнуть уникальность его фичи — анализа ответственности авторов («-r») и временной шкалы («-T»).</w:t>
       </w:r>
     </w:p>
     <w:p>
@@ -4518,7 +3782,14 @@
           <w:i w:val="0"/>
           <w:iCs/>
         </w:rPr>
-        <w:t>6. Результаты анализа программного кода</w:t>
+        <w:t>6. Результаты анализа пр</w:t>
+      </w:r>
+      <w:r>
+        <w:rPr>
+          <w:i w:val="0"/>
+          <w:iCs/>
+        </w:rPr>
+        <w:t>ограммного кода</w:t>
       </w:r>
       <w:bookmarkEnd w:id="6"/>
     </w:p>
@@ -4539,25 +3810,7 @@
           <w:sz w:val="28"/>
           <w:szCs w:val="28"/>
         </w:rPr>
-        <w:t xml:space="preserve">Для выполнения практической части был выбран публичный </w:t>
-      </w:r>
-      <w:proofErr w:type="spellStart"/>
-      <w:r>
-        <w:rPr>
-          <w:rFonts w:ascii="Times New Roman" w:hAnsi="Times New Roman" w:cs="Times New Roman"/>
-          <w:sz w:val="28"/>
-          <w:szCs w:val="28"/>
-        </w:rPr>
-        <w:t>Git</w:t>
-      </w:r>
-      <w:proofErr w:type="spellEnd"/>
-      <w:r>
-        <w:rPr>
-          <w:rFonts w:ascii="Times New Roman" w:hAnsi="Times New Roman" w:cs="Times New Roman"/>
-          <w:sz w:val="28"/>
-          <w:szCs w:val="28"/>
-        </w:rPr>
-        <w:t xml:space="preserve">-репозиторий «TKI-141TFour» (лабораторные работы по курсу C-программирования) по ссылке: </w:t>
+        <w:t xml:space="preserve">Для выполнения практической части был выбран публичный Git-репозиторий «TKI-141TFour» (лабораторные работы по курсу C-программирования) по ссылке: </w:t>
       </w:r>
       <w:hyperlink r:id="rId10" w:history="1">
         <w:r>
@@ -4567,25 +3820,7 @@
             <w:sz w:val="28"/>
             <w:szCs w:val="28"/>
           </w:rPr>
-          <w:t>https://github.com/BylaniiSergey/TKI-14</w:t>
-        </w:r>
-        <w:r>
-          <w:rPr>
-            <w:rStyle w:val="a4"/>
-            <w:rFonts w:ascii="Times New Roman" w:hAnsi="Times New Roman" w:cs="Times New Roman"/>
-            <w:sz w:val="28"/>
-            <w:szCs w:val="28"/>
-          </w:rPr>
-          <w:t>1</w:t>
-        </w:r>
-        <w:r>
-          <w:rPr>
-            <w:rStyle w:val="a4"/>
-            <w:rFonts w:ascii="Times New Roman" w:hAnsi="Times New Roman" w:cs="Times New Roman"/>
-            <w:sz w:val="28"/>
-            <w:szCs w:val="28"/>
-          </w:rPr>
-          <w:t>TFour</w:t>
+          <w:t>https://github.com/BylaniiSergey/TKI-141TFour</w:t>
         </w:r>
       </w:hyperlink>
       <w:r>
@@ -4614,39 +3849,19 @@
           <w:sz w:val="28"/>
           <w:szCs w:val="28"/>
         </w:rPr>
-        <w:t xml:space="preserve">Репозиторий был </w:t>
-      </w:r>
-      <w:proofErr w:type="spellStart"/>
-      <w:r>
-        <w:rPr>
-          <w:rFonts w:ascii="Times New Roman" w:hAnsi="Times New Roman" w:cs="Times New Roman"/>
-          <w:sz w:val="28"/>
-          <w:szCs w:val="28"/>
-        </w:rPr>
-        <w:t>склонирован</w:t>
-      </w:r>
-      <w:proofErr w:type="spellEnd"/>
-      <w:r>
-        <w:rPr>
-          <w:rFonts w:ascii="Times New Roman" w:hAnsi="Times New Roman" w:cs="Times New Roman"/>
-          <w:sz w:val="28"/>
-          <w:szCs w:val="28"/>
-        </w:rPr>
-        <w:t xml:space="preserve"> на локальную машину:</w:t>
+        <w:t>Репозиторий был склонирован на локальную машину:</w:t>
       </w:r>
     </w:p>
     <w:p>
       <w:pPr>
         <w:pStyle w:val="SourceCode"/>
       </w:pPr>
-      <w:proofErr w:type="spellStart"/>
       <w:r>
         <w:rPr>
           <w:rStyle w:val="BuiltInTok"/>
         </w:rPr>
         <w:t>cd</w:t>
       </w:r>
-      <w:proofErr w:type="spellEnd"/>
       <w:r>
         <w:rPr>
           <w:rStyle w:val="NormalTok"/>
@@ -4656,45 +3871,27 @@
       <w:r>
         <w:br/>
       </w:r>
-      <w:proofErr w:type="spellStart"/>
       <w:r>
         <w:rPr>
           <w:rStyle w:val="FunctionTok"/>
         </w:rPr>
         <w:t>git</w:t>
       </w:r>
-      <w:proofErr w:type="spellEnd"/>
       <w:r>
         <w:rPr>
           <w:rStyle w:val="NormalTok"/>
         </w:rPr>
-        <w:t xml:space="preserve"> </w:t>
-      </w:r>
-      <w:proofErr w:type="spellStart"/>
-      <w:r>
-        <w:rPr>
-          <w:rStyle w:val="NormalTok"/>
-        </w:rPr>
-        <w:t>clone</w:t>
-      </w:r>
-      <w:proofErr w:type="spellEnd"/>
-      <w:r>
-        <w:rPr>
-          <w:rStyle w:val="NormalTok"/>
-        </w:rPr>
-        <w:t xml:space="preserve"> https://github.com/BylaniiSergey/TKI-141TFour.git</w:t>
+        <w:t xml:space="preserve"> clone https://github.com/BylaniiSergey/TKI-141TFour.git</w:t>
       </w:r>
       <w:r>
         <w:br/>
       </w:r>
-      <w:proofErr w:type="spellStart"/>
       <w:r>
         <w:rPr>
           <w:rStyle w:val="BuiltInTok"/>
         </w:rPr>
         <w:t>cd</w:t>
       </w:r>
-      <w:proofErr w:type="spellEnd"/>
       <w:r>
         <w:rPr>
           <w:rStyle w:val="NormalTok"/>
@@ -4850,7 +4047,6 @@
           <w:iCs/>
           <w:sz w:val="26"/>
           <w:szCs w:val="26"/>
-          <w:lang w:val="en-US"/>
         </w:rPr>
         <w:t xml:space="preserve">6.1. </w:t>
       </w:r>
@@ -4906,7 +4102,6 @@
           <w:rFonts w:ascii="Times New Roman" w:hAnsi="Times New Roman" w:cs="Times New Roman"/>
           <w:sz w:val="28"/>
           <w:szCs w:val="28"/>
-          <w:lang w:val="en-US"/>
         </w:rPr>
       </w:pPr>
       <w:r>
@@ -4934,25 +4129,7 @@
           <w:sz w:val="28"/>
           <w:szCs w:val="28"/>
         </w:rPr>
-        <w:t xml:space="preserve">Автор: </w:t>
-      </w:r>
-      <w:proofErr w:type="spellStart"/>
-      <w:r>
-        <w:rPr>
-          <w:rFonts w:ascii="Times New Roman" w:hAnsi="Times New Roman"/>
-          <w:sz w:val="28"/>
-          <w:szCs w:val="28"/>
-        </w:rPr>
-        <w:t>BulaniSergey</w:t>
-      </w:r>
-      <w:proofErr w:type="spellEnd"/>
-      <w:r>
-        <w:rPr>
-          <w:rFonts w:ascii="Times New Roman" w:hAnsi="Times New Roman"/>
-          <w:sz w:val="28"/>
-          <w:szCs w:val="28"/>
-        </w:rPr>
-        <w:t xml:space="preserve"> (100,00% изменений)</w:t>
+        <w:t>Автор: BulaniSergey (100,00% изменений)</w:t>
       </w:r>
     </w:p>
     <w:p>
@@ -4990,25 +4167,7 @@
           <w:sz w:val="28"/>
           <w:szCs w:val="28"/>
         </w:rPr>
-        <w:t>Добавлено строк (</w:t>
-      </w:r>
-      <w:proofErr w:type="spellStart"/>
-      <w:r>
-        <w:rPr>
-          <w:rFonts w:ascii="Times New Roman" w:hAnsi="Times New Roman"/>
-          <w:sz w:val="28"/>
-          <w:szCs w:val="28"/>
-        </w:rPr>
-        <w:t>Insertions</w:t>
-      </w:r>
-      <w:proofErr w:type="spellEnd"/>
-      <w:r>
-        <w:rPr>
-          <w:rFonts w:ascii="Times New Roman" w:hAnsi="Times New Roman"/>
-          <w:sz w:val="28"/>
-          <w:szCs w:val="28"/>
-        </w:rPr>
-        <w:t>): 130</w:t>
+        <w:t>Добавлено строк (Insertions): 130</w:t>
       </w:r>
     </w:p>
     <w:p>
@@ -5027,25 +4186,7 @@
           <w:sz w:val="28"/>
           <w:szCs w:val="28"/>
         </w:rPr>
-        <w:t>Удалено строк (</w:t>
-      </w:r>
-      <w:proofErr w:type="spellStart"/>
-      <w:r>
-        <w:rPr>
-          <w:rFonts w:ascii="Times New Roman" w:hAnsi="Times New Roman"/>
-          <w:sz w:val="28"/>
-          <w:szCs w:val="28"/>
-        </w:rPr>
-        <w:t>Deletions</w:t>
-      </w:r>
-      <w:proofErr w:type="spellEnd"/>
-      <w:r>
-        <w:rPr>
-          <w:rFonts w:ascii="Times New Roman" w:hAnsi="Times New Roman"/>
-          <w:sz w:val="28"/>
-          <w:szCs w:val="28"/>
-        </w:rPr>
-        <w:t>): 32</w:t>
+        <w:t>Удалено строк (Deletions): 32</w:t>
       </w:r>
     </w:p>
     <w:p>
@@ -5064,25 +4205,7 @@
           <w:sz w:val="28"/>
           <w:szCs w:val="28"/>
         </w:rPr>
-        <w:t>Всего строк кода (</w:t>
-      </w:r>
-      <w:proofErr w:type="spellStart"/>
-      <w:r>
-        <w:rPr>
-          <w:rFonts w:ascii="Times New Roman" w:hAnsi="Times New Roman"/>
-          <w:sz w:val="28"/>
-          <w:szCs w:val="28"/>
-        </w:rPr>
-        <w:t>Rows</w:t>
-      </w:r>
-      <w:proofErr w:type="spellEnd"/>
-      <w:r>
-        <w:rPr>
-          <w:rFonts w:ascii="Times New Roman" w:hAnsi="Times New Roman"/>
-          <w:sz w:val="28"/>
-          <w:szCs w:val="28"/>
-        </w:rPr>
-        <w:t>): 2763</w:t>
+        <w:t>Всего строк кода (Rows): 2763</w:t>
       </w:r>
     </w:p>
     <w:p>
@@ -5101,25 +4224,7 @@
           <w:sz w:val="28"/>
           <w:szCs w:val="28"/>
         </w:rPr>
-        <w:t>Стабильность (</w:t>
-      </w:r>
-      <w:proofErr w:type="spellStart"/>
-      <w:r>
-        <w:rPr>
-          <w:rFonts w:ascii="Times New Roman" w:hAnsi="Times New Roman"/>
-          <w:sz w:val="28"/>
-          <w:szCs w:val="28"/>
-        </w:rPr>
-        <w:t>Stability</w:t>
-      </w:r>
-      <w:proofErr w:type="spellEnd"/>
-      <w:r>
-        <w:rPr>
-          <w:rFonts w:ascii="Times New Roman" w:hAnsi="Times New Roman"/>
-          <w:sz w:val="28"/>
-          <w:szCs w:val="28"/>
-        </w:rPr>
-        <w:t>): 2125,4</w:t>
+        <w:t>Стабильность (Stability): 2125,4</w:t>
       </w:r>
     </w:p>
     <w:p>
@@ -5138,43 +4243,7 @@
           <w:sz w:val="28"/>
           <w:szCs w:val="28"/>
         </w:rPr>
-        <w:t xml:space="preserve">Комментарии (% </w:t>
-      </w:r>
-      <w:proofErr w:type="spellStart"/>
-      <w:r>
-        <w:rPr>
-          <w:rFonts w:ascii="Times New Roman" w:hAnsi="Times New Roman"/>
-          <w:sz w:val="28"/>
-          <w:szCs w:val="28"/>
-        </w:rPr>
-        <w:t>in</w:t>
-      </w:r>
-      <w:proofErr w:type="spellEnd"/>
-      <w:r>
-        <w:rPr>
-          <w:rFonts w:ascii="Times New Roman" w:hAnsi="Times New Roman"/>
-          <w:sz w:val="28"/>
-          <w:szCs w:val="28"/>
-        </w:rPr>
-        <w:t xml:space="preserve"> </w:t>
-      </w:r>
-      <w:proofErr w:type="spellStart"/>
-      <w:r>
-        <w:rPr>
-          <w:rFonts w:ascii="Times New Roman" w:hAnsi="Times New Roman"/>
-          <w:sz w:val="28"/>
-          <w:szCs w:val="28"/>
-        </w:rPr>
-        <w:t>comments</w:t>
-      </w:r>
-      <w:proofErr w:type="spellEnd"/>
-      <w:r>
-        <w:rPr>
-          <w:rFonts w:ascii="Times New Roman" w:hAnsi="Times New Roman"/>
-          <w:sz w:val="28"/>
-          <w:szCs w:val="28"/>
-        </w:rPr>
-        <w:t>): 25,15%</w:t>
+        <w:t>Комментарии (% in comments): 25,15%</w:t>
       </w:r>
     </w:p>
     <w:p>
@@ -5251,7 +4320,6 @@
           <w:rFonts w:ascii="Times New Roman" w:hAnsi="Times New Roman" w:cs="Times New Roman"/>
           <w:sz w:val="28"/>
           <w:szCs w:val="28"/>
-          <w:lang w:val="en-US"/>
         </w:rPr>
       </w:pPr>
       <w:r>
@@ -5328,43 +4396,7 @@
           <w:szCs w:val="26"/>
         </w:rPr>
         <w:lastRenderedPageBreak/>
-        <w:t>6.</w:t>
-      </w:r>
-      <w:r>
-        <w:rPr>
-          <w:i w:val="0"/>
-          <w:iCs/>
-          <w:sz w:val="26"/>
-          <w:szCs w:val="26"/>
-        </w:rPr>
-        <w:t>2</w:t>
-      </w:r>
-      <w:r>
-        <w:rPr>
-          <w:i w:val="0"/>
-          <w:iCs/>
-          <w:sz w:val="26"/>
-          <w:szCs w:val="26"/>
-        </w:rPr>
-        <w:t xml:space="preserve">. </w:t>
-      </w:r>
-      <w:r>
-        <w:rPr>
-          <w:i w:val="0"/>
-          <w:iCs/>
-          <w:sz w:val="26"/>
-          <w:szCs w:val="26"/>
-        </w:rPr>
-        <w:t xml:space="preserve"> </w:t>
-      </w:r>
-      <w:r>
-        <w:rPr>
-          <w:i w:val="0"/>
-          <w:iCs/>
-          <w:sz w:val="26"/>
-          <w:szCs w:val="26"/>
-        </w:rPr>
-        <w:t>Временная шкала активности</w:t>
+        <w:t>6.2.  Временная шкала активности</w:t>
       </w:r>
       <w:bookmarkEnd w:id="8"/>
     </w:p>
@@ -5377,16 +4409,23 @@
           <w:rFonts w:ascii="Times New Roman" w:hAnsi="Times New Roman" w:cs="Times New Roman"/>
           <w:sz w:val="28"/>
           <w:szCs w:val="28"/>
-          <w:lang w:val="en-US"/>
-        </w:rPr>
-      </w:pPr>
-      <w:r>
-        <w:rPr>
-          <w:rFonts w:ascii="Times New Roman" w:hAnsi="Times New Roman" w:cs="Times New Roman"/>
-          <w:sz w:val="28"/>
-          <w:szCs w:val="28"/>
-        </w:rPr>
-        <w:t>Была использована следующая команда для генерации HTML-отчета:</w:t>
+        </w:rPr>
+      </w:pPr>
+      <w:r>
+        <w:rPr>
+          <w:rFonts w:ascii="Times New Roman" w:hAnsi="Times New Roman" w:cs="Times New Roman"/>
+          <w:sz w:val="28"/>
+          <w:szCs w:val="28"/>
+        </w:rPr>
+        <w:t xml:space="preserve">Была использована следующая команда для генерации </w:t>
+      </w:r>
+      <w:r>
+        <w:rPr>
+          <w:rFonts w:ascii="Times New Roman" w:hAnsi="Times New Roman" w:cs="Times New Roman"/>
+          <w:sz w:val="28"/>
+          <w:szCs w:val="28"/>
+        </w:rPr>
+        <w:t>HTML-отчета:</w:t>
       </w:r>
     </w:p>
     <w:p>
@@ -5486,6 +4525,7 @@
       <w:r>
         <w:rPr>
           <w:rFonts w:ascii="Times New Roman" w:hAnsi="Times New Roman" w:cs="Times New Roman"/>
+          <w:noProof/>
           <w:sz w:val="28"/>
           <w:szCs w:val="28"/>
         </w:rPr>
@@ -5548,7 +4588,6 @@
           <w:rFonts w:ascii="Times New Roman" w:hAnsi="Times New Roman" w:cs="Times New Roman"/>
           <w:sz w:val="28"/>
           <w:szCs w:val="28"/>
-          <w:lang w:val="en-US"/>
         </w:rPr>
       </w:pPr>
       <w:r>
@@ -5591,7 +4630,6 @@
         </w:rPr>
         <w:t xml:space="preserve"> </w:t>
       </w:r>
-      <w:proofErr w:type="spellStart"/>
       <w:r>
         <w:rPr>
           <w:rFonts w:ascii="Times New Roman" w:hAnsi="Times New Roman" w:cs="Times New Roman"/>
@@ -5600,7 +4638,6 @@
         </w:rPr>
         <w:t>Timeline</w:t>
       </w:r>
-      <w:proofErr w:type="spellEnd"/>
     </w:p>
     <w:p>
       <w:pPr>
@@ -5717,25 +4754,7 @@
           <w:sz w:val="28"/>
           <w:szCs w:val="28"/>
         </w:rPr>
-        <w:t xml:space="preserve">Результаты (Рисунок 4) показывают, что автор </w:t>
-      </w:r>
-      <w:proofErr w:type="spellStart"/>
-      <w:r>
-        <w:rPr>
-          <w:rFonts w:ascii="Times New Roman" w:hAnsi="Times New Roman" w:cs="Times New Roman"/>
-          <w:sz w:val="28"/>
-          <w:szCs w:val="28"/>
-        </w:rPr>
-        <w:t>BulaniSergey</w:t>
-      </w:r>
-      <w:proofErr w:type="spellEnd"/>
-      <w:r>
-        <w:rPr>
-          <w:rFonts w:ascii="Times New Roman" w:hAnsi="Times New Roman" w:cs="Times New Roman"/>
-          <w:sz w:val="28"/>
-          <w:szCs w:val="28"/>
-        </w:rPr>
-        <w:t xml:space="preserve"> в наибольшей степени ответственен за следующие файлы:</w:t>
+        <w:t>Результаты (Рисунок 4) показывают, что автор BulaniSergey в наибольшей степени ответственен за следующие файлы:</w:t>
       </w:r>
     </w:p>
     <w:tbl>
@@ -5811,7 +4830,6 @@
                 <w:lang w:val="en-US" w:eastAsia="en-US"/>
               </w:rPr>
             </w:pPr>
-            <w:proofErr w:type="spellStart"/>
             <w:r>
               <w:rPr>
                 <w:rFonts w:ascii="Times New Roman" w:hAnsi="Times New Roman"/>
@@ -5821,7 +4839,6 @@
               </w:rPr>
               <w:t>Файл</w:t>
             </w:r>
-            <w:proofErr w:type="spellEnd"/>
           </w:p>
         </w:tc>
         <w:tc>
@@ -5842,7 +4859,6 @@
                 <w:lang w:val="en-US" w:eastAsia="en-US"/>
               </w:rPr>
             </w:pPr>
-            <w:proofErr w:type="spellStart"/>
             <w:r>
               <w:rPr>
                 <w:rFonts w:ascii="Times New Roman" w:hAnsi="Times New Roman"/>
@@ -5850,37 +4866,7 @@
                 <w:szCs w:val="28"/>
                 <w:lang w:val="en-US" w:eastAsia="en-US"/>
               </w:rPr>
-              <w:t>Строк</w:t>
-            </w:r>
-            <w:proofErr w:type="spellEnd"/>
-            <w:r>
-              <w:rPr>
-                <w:rFonts w:ascii="Times New Roman" w:hAnsi="Times New Roman"/>
-                <w:sz w:val="28"/>
-                <w:szCs w:val="28"/>
-                <w:lang w:val="en-US" w:eastAsia="en-US"/>
-              </w:rPr>
-              <w:t xml:space="preserve"> (</w:t>
-            </w:r>
-            <w:proofErr w:type="spellStart"/>
-            <w:r>
-              <w:rPr>
-                <w:rFonts w:ascii="Times New Roman" w:hAnsi="Times New Roman"/>
-                <w:sz w:val="28"/>
-                <w:szCs w:val="28"/>
-                <w:lang w:val="en-US" w:eastAsia="en-US"/>
-              </w:rPr>
-              <w:t>eloc</w:t>
-            </w:r>
-            <w:proofErr w:type="spellEnd"/>
-            <w:r>
-              <w:rPr>
-                <w:rFonts w:ascii="Times New Roman" w:hAnsi="Times New Roman"/>
-                <w:sz w:val="28"/>
-                <w:szCs w:val="28"/>
-                <w:lang w:val="en-US" w:eastAsia="en-US"/>
-              </w:rPr>
-              <w:t>)</w:t>
+              <w:t>Строк (eloc)</w:t>
             </w:r>
           </w:p>
         </w:tc>
@@ -6816,23 +5802,7 @@
           <w:sz w:val="28"/>
           <w:szCs w:val="28"/>
         </w:rPr>
-        <w:t xml:space="preserve"> </w:t>
-      </w:r>
-      <w:r>
-        <w:rPr>
-          <w:rFonts w:ascii="Times New Roman" w:hAnsi="Times New Roman" w:cs="Times New Roman"/>
-          <w:sz w:val="28"/>
-          <w:szCs w:val="28"/>
-        </w:rPr>
-        <w:t>4</w:t>
-      </w:r>
-      <w:r>
-        <w:rPr>
-          <w:rFonts w:ascii="Times New Roman" w:hAnsi="Times New Roman" w:cs="Times New Roman"/>
-          <w:sz w:val="28"/>
-          <w:szCs w:val="28"/>
-        </w:rPr>
-        <w:t xml:space="preserve"> </w:t>
+        <w:t xml:space="preserve"> 4 </w:t>
       </w:r>
       <w:r>
         <w:rPr>
@@ -6955,26 +5925,28 @@
           <w:b/>
           <w:bCs/>
         </w:rPr>
-        <w:t>.</w:t>
-      </w:r>
-      <w:proofErr w:type="spellStart"/>
+        <w:t>.md</w:t>
+      </w:r>
+      <w:r>
+        <w:t xml:space="preserve"> — документация Markdown</w:t>
+      </w:r>
+    </w:p>
+    <w:p>
+      <w:pPr>
+        <w:pStyle w:val="Compact"/>
+        <w:ind w:left="720"/>
+      </w:pPr>
       <w:r>
         <w:rPr>
           <w:rStyle w:val="VerbatimChar"/>
           <w:b/>
           <w:bCs/>
         </w:rPr>
-        <w:t>md</w:t>
-      </w:r>
-      <w:proofErr w:type="spellEnd"/>
-      <w:r>
-        <w:t xml:space="preserve"> — документация </w:t>
-      </w:r>
-      <w:proofErr w:type="spellStart"/>
-      <w:r>
-        <w:t>Markdown</w:t>
-      </w:r>
-      <w:proofErr w:type="spellEnd"/>
+        <w:t>.sln</w:t>
+      </w:r>
+      <w:r>
+        <w:t xml:space="preserve"> — файл решения Visual Studio</w:t>
+      </w:r>
     </w:p>
     <w:p>
       <w:pPr>
@@ -6987,45 +5959,8 @@
           <w:b/>
           <w:bCs/>
         </w:rPr>
-        <w:t>.</w:t>
-      </w:r>
-      <w:proofErr w:type="spellStart"/>
-      <w:r>
-        <w:rPr>
-          <w:rStyle w:val="VerbatimChar"/>
-          <w:b/>
-          <w:bCs/>
-        </w:rPr>
-        <w:t>sln</w:t>
-      </w:r>
-      <w:proofErr w:type="spellEnd"/>
-      <w:r>
-        <w:t xml:space="preserve"> — файл решения Visual Studio</w:t>
-      </w:r>
-    </w:p>
-    <w:p>
-      <w:pPr>
-        <w:pStyle w:val="Compact"/>
-        <w:ind w:left="720"/>
-      </w:pPr>
-      <w:r>
-        <w:rPr>
-          <w:rStyle w:val="VerbatimChar"/>
-          <w:b/>
-          <w:bCs/>
-        </w:rPr>
-        <w:t>.</w:t>
-      </w:r>
-      <w:proofErr w:type="spellStart"/>
-      <w:r>
-        <w:rPr>
-          <w:rStyle w:val="VerbatimChar"/>
-          <w:b/>
-          <w:bCs/>
-        </w:rPr>
-        <w:t>vcxproj</w:t>
-      </w:r>
-      <w:proofErr w:type="spellEnd"/>
+        <w:t>.vcxproj</w:t>
+      </w:r>
       <w:r>
         <w:t xml:space="preserve"> — файл проекта Visual Studio</w:t>
       </w:r>
@@ -7124,9 +6059,49 @@
           <w:rFonts w:ascii="Times New Roman" w:hAnsi="Times New Roman" w:cs="Times New Roman"/>
           <w:sz w:val="28"/>
           <w:szCs w:val="28"/>
+        </w:rPr>
+      </w:pPr>
+      <w:r>
+        <w:rPr>
+          <w:rFonts w:ascii="Times New Roman" w:hAnsi="Times New Roman" w:cs="Times New Roman"/>
+          <w:sz w:val="28"/>
+          <w:szCs w:val="28"/>
+        </w:rPr>
+        <w:t xml:space="preserve">Рисунок 5 </w:t>
+      </w:r>
+      <w:r>
+        <w:rPr>
+          <w:rFonts w:ascii="Times New Roman" w:hAnsi="Times New Roman" w:cs="Times New Roman"/>
+          <w:sz w:val="28"/>
+          <w:szCs w:val="28"/>
+        </w:rPr>
+        <w:t>-</w:t>
+      </w:r>
+      <w:r>
+        <w:rPr>
+          <w:rFonts w:ascii="Times New Roman" w:hAnsi="Times New Roman" w:cs="Times New Roman"/>
+          <w:sz w:val="28"/>
+          <w:szCs w:val="28"/>
+        </w:rPr>
+        <w:t xml:space="preserve"> </w:t>
+      </w:r>
+      <w:r>
+        <w:rPr>
+          <w:rFonts w:ascii="Times New Roman" w:hAnsi="Times New Roman" w:cs="Times New Roman"/>
+          <w:sz w:val="28"/>
+          <w:szCs w:val="28"/>
           <w:lang w:val="en-US"/>
         </w:rPr>
-      </w:pPr>
+        <w:t>File</w:t>
+      </w:r>
+      <w:r>
+        <w:rPr>
+          <w:rFonts w:ascii="Times New Roman" w:hAnsi="Times New Roman" w:cs="Times New Roman"/>
+          <w:sz w:val="28"/>
+          <w:szCs w:val="28"/>
+        </w:rPr>
+        <w:t xml:space="preserve"> </w:t>
+      </w:r>
       <w:r>
         <w:rPr>
           <w:rFonts w:ascii="Times New Roman" w:hAnsi="Times New Roman" w:cs="Times New Roman"/>
@@ -7134,52 +6109,7 @@
           <w:szCs w:val="28"/>
           <w:lang w:val="en-US"/>
         </w:rPr>
-        <w:t xml:space="preserve">Рисунок </w:t>
-      </w:r>
-      <w:r>
-        <w:rPr>
-          <w:rFonts w:ascii="Times New Roman" w:hAnsi="Times New Roman" w:cs="Times New Roman"/>
-          <w:sz w:val="28"/>
-          <w:szCs w:val="28"/>
-          <w:lang w:val="en-US"/>
-        </w:rPr>
-        <w:t>5</w:t>
-      </w:r>
-      <w:r>
-        <w:rPr>
-          <w:rFonts w:ascii="Times New Roman" w:hAnsi="Times New Roman" w:cs="Times New Roman"/>
-          <w:sz w:val="28"/>
-          <w:szCs w:val="28"/>
-          <w:lang w:val="en-US"/>
-        </w:rPr>
-        <w:t xml:space="preserve"> </w:t>
-      </w:r>
-      <w:r>
-        <w:rPr>
-          <w:rFonts w:ascii="Times New Roman" w:hAnsi="Times New Roman" w:cs="Times New Roman"/>
-          <w:sz w:val="28"/>
-          <w:szCs w:val="28"/>
-          <w:lang w:val="en-US"/>
-        </w:rPr>
-        <w:t>-</w:t>
-      </w:r>
-      <w:r>
-        <w:rPr>
-          <w:rFonts w:ascii="Times New Roman" w:hAnsi="Times New Roman" w:cs="Times New Roman"/>
-          <w:sz w:val="28"/>
-          <w:szCs w:val="28"/>
-          <w:lang w:val="en-US"/>
-        </w:rPr>
-        <w:t xml:space="preserve"> </w:t>
-      </w:r>
-      <w:r>
-        <w:rPr>
-          <w:rFonts w:ascii="Times New Roman" w:hAnsi="Times New Roman" w:cs="Times New Roman"/>
-          <w:sz w:val="28"/>
-          <w:szCs w:val="28"/>
-          <w:lang w:val="en-US"/>
-        </w:rPr>
-        <w:t>File types</w:t>
+        <w:t>types</w:t>
       </w:r>
     </w:p>
     <w:p>
@@ -7280,17 +6210,8 @@
           <w:rStyle w:val="AttributeTok"/>
           <w:lang w:val="en-US"/>
         </w:rPr>
-        <w:t>-</w:t>
-      </w:r>
-      <w:proofErr w:type="spellStart"/>
-      <w:r>
-        <w:rPr>
-          <w:rStyle w:val="AttributeTok"/>
-          <w:lang w:val="en-US"/>
-        </w:rPr>
-        <w:t>Tlr</w:t>
-      </w:r>
-      <w:proofErr w:type="spellEnd"/>
+        <w:t>-Tlr</w:t>
+      </w:r>
       <w:r>
         <w:rPr>
           <w:rStyle w:val="NormalTok"/>
@@ -7430,43 +6351,7 @@
           <w:szCs w:val="28"/>
           <w:lang w:val="en-US"/>
         </w:rPr>
-        <w:t xml:space="preserve">Рисунок </w:t>
-      </w:r>
-      <w:r>
-        <w:rPr>
-          <w:rFonts w:ascii="Times New Roman" w:hAnsi="Times New Roman" w:cs="Times New Roman"/>
-          <w:sz w:val="28"/>
-          <w:szCs w:val="28"/>
-          <w:lang w:val="en-US"/>
-        </w:rPr>
-        <w:t>6</w:t>
-      </w:r>
-      <w:r>
-        <w:rPr>
-          <w:rFonts w:ascii="Times New Roman" w:hAnsi="Times New Roman" w:cs="Times New Roman"/>
-          <w:sz w:val="28"/>
-          <w:szCs w:val="28"/>
-          <w:lang w:val="en-US"/>
-        </w:rPr>
-        <w:t xml:space="preserve"> </w:t>
-      </w:r>
-      <w:r>
-        <w:rPr>
-          <w:rFonts w:ascii="Times New Roman" w:hAnsi="Times New Roman" w:cs="Times New Roman"/>
-          <w:sz w:val="28"/>
-          <w:szCs w:val="28"/>
-          <w:lang w:val="en-US"/>
-        </w:rPr>
-        <w:t xml:space="preserve">- </w:t>
-      </w:r>
-      <w:r>
-        <w:rPr>
-          <w:rFonts w:ascii="Times New Roman" w:hAnsi="Times New Roman" w:cs="Times New Roman"/>
-          <w:sz w:val="28"/>
-          <w:szCs w:val="28"/>
-          <w:lang w:val="en-US"/>
-        </w:rPr>
-        <w:t>HTML report part 1</w:t>
+        <w:t>Рисунок 6 - HTML report part 1</w:t>
       </w:r>
     </w:p>
     <w:p>
@@ -7766,7 +6651,6 @@
                 <w:lang w:val="en-US" w:eastAsia="en-US"/>
               </w:rPr>
             </w:pPr>
-            <w:proofErr w:type="spellStart"/>
             <w:r>
               <w:rPr>
                 <w:rFonts w:ascii="Times New Roman" w:hAnsi="Times New Roman"/>
@@ -7776,7 +6660,6 @@
               </w:rPr>
               <w:t>Файл</w:t>
             </w:r>
-            <w:proofErr w:type="spellEnd"/>
           </w:p>
         </w:tc>
         <w:tc>
@@ -7797,7 +6680,6 @@
                 <w:lang w:val="en-US" w:eastAsia="en-US"/>
               </w:rPr>
             </w:pPr>
-            <w:proofErr w:type="spellStart"/>
             <w:r>
               <w:rPr>
                 <w:rFonts w:ascii="Times New Roman" w:hAnsi="Times New Roman"/>
@@ -7805,29 +6687,8 @@
                 <w:szCs w:val="28"/>
                 <w:lang w:val="en-US" w:eastAsia="en-US"/>
               </w:rPr>
-              <w:t>Цикломатическая</w:t>
-            </w:r>
-            <w:proofErr w:type="spellEnd"/>
-            <w:r>
-              <w:rPr>
-                <w:rFonts w:ascii="Times New Roman" w:hAnsi="Times New Roman"/>
-                <w:sz w:val="28"/>
-                <w:szCs w:val="28"/>
-                <w:lang w:val="en-US" w:eastAsia="en-US"/>
-              </w:rPr>
-              <w:t xml:space="preserve"> </w:t>
-            </w:r>
-            <w:proofErr w:type="spellStart"/>
-            <w:r>
-              <w:rPr>
-                <w:rFonts w:ascii="Times New Roman" w:hAnsi="Times New Roman"/>
-                <w:sz w:val="28"/>
-                <w:szCs w:val="28"/>
-                <w:lang w:val="en-US" w:eastAsia="en-US"/>
-              </w:rPr>
-              <w:t>сложность</w:t>
-            </w:r>
-            <w:proofErr w:type="spellEnd"/>
+              <w:t>Цикломатическая сложность</w:t>
+            </w:r>
           </w:p>
         </w:tc>
       </w:tr>
@@ -8092,43 +6953,7 @@
           <w:sz w:val="28"/>
           <w:szCs w:val="28"/>
         </w:rPr>
-        <w:t>Файл main4-3.c является ключевой «горячей точкой» репозитория. Цикломатическая сложность 84 указывает на наличие большого количества ветвлений (</w:t>
-      </w:r>
-      <w:proofErr w:type="spellStart"/>
-      <w:r>
-        <w:rPr>
-          <w:rFonts w:ascii="Times New Roman" w:hAnsi="Times New Roman" w:cs="Times New Roman"/>
-          <w:sz w:val="28"/>
-          <w:szCs w:val="28"/>
-        </w:rPr>
-        <w:t>if</w:t>
-      </w:r>
-      <w:proofErr w:type="spellEnd"/>
-      <w:r>
-        <w:rPr>
-          <w:rFonts w:ascii="Times New Roman" w:hAnsi="Times New Roman" w:cs="Times New Roman"/>
-          <w:sz w:val="28"/>
-          <w:szCs w:val="28"/>
-        </w:rPr>
-        <w:t xml:space="preserve">, </w:t>
-      </w:r>
-      <w:proofErr w:type="spellStart"/>
-      <w:r>
-        <w:rPr>
-          <w:rFonts w:ascii="Times New Roman" w:hAnsi="Times New Roman" w:cs="Times New Roman"/>
-          <w:sz w:val="28"/>
-          <w:szCs w:val="28"/>
-        </w:rPr>
-        <w:t>switch</w:t>
-      </w:r>
-      <w:proofErr w:type="spellEnd"/>
-      <w:r>
-        <w:rPr>
-          <w:rFonts w:ascii="Times New Roman" w:hAnsi="Times New Roman" w:cs="Times New Roman"/>
-          <w:sz w:val="28"/>
-          <w:szCs w:val="28"/>
-        </w:rPr>
-        <w:t xml:space="preserve">, циклов), что затрудняет понимание кода, тестирование и поддержку. Данный файл содержит 326 строк эффективного кода и требует </w:t>
+        <w:t xml:space="preserve">Файл main4-3.c является ключевой «горячей точкой» репозитория. Цикломатическая сложность 84 указывает на наличие большого количества ветвлений (if, switch, циклов), что затрудняет понимание кода, тестирование и поддержку. Данный файл содержит 326 строк эффективного кода и требует </w:t>
       </w:r>
       <w:r>
         <w:rPr>
@@ -8261,7 +7086,6 @@
         </w:rPr>
         <w:t xml:space="preserve"> версии 0.4.4 был установлен из репозиториев Ubuntu через </w:t>
       </w:r>
-      <w:proofErr w:type="spellStart"/>
       <w:r>
         <w:rPr>
           <w:rStyle w:val="VerbatimChar"/>
@@ -8271,7 +7095,6 @@
         </w:rPr>
         <w:t>apt</w:t>
       </w:r>
-      <w:proofErr w:type="spellEnd"/>
       <w:r>
         <w:rPr>
           <w:rFonts w:ascii="Times New Roman" w:hAnsi="Times New Roman"/>
@@ -8327,43 +7150,7 @@
           <w:sz w:val="28"/>
           <w:szCs w:val="28"/>
         </w:rPr>
-        <w:t xml:space="preserve"> был </w:t>
-      </w:r>
-      <w:proofErr w:type="spellStart"/>
-      <w:r>
-        <w:rPr>
-          <w:rFonts w:ascii="Times New Roman" w:hAnsi="Times New Roman"/>
-          <w:sz w:val="28"/>
-          <w:szCs w:val="28"/>
-        </w:rPr>
-        <w:t>склонирован</w:t>
-      </w:r>
-      <w:proofErr w:type="spellEnd"/>
-      <w:r>
-        <w:rPr>
-          <w:rFonts w:ascii="Times New Roman" w:hAnsi="Times New Roman"/>
-          <w:sz w:val="28"/>
-          <w:szCs w:val="28"/>
-        </w:rPr>
-        <w:t xml:space="preserve"> с </w:t>
-      </w:r>
-      <w:proofErr w:type="spellStart"/>
-      <w:r>
-        <w:rPr>
-          <w:rFonts w:ascii="Times New Roman" w:hAnsi="Times New Roman"/>
-          <w:sz w:val="28"/>
-          <w:szCs w:val="28"/>
-        </w:rPr>
-        <w:t>GitHub</w:t>
-      </w:r>
-      <w:proofErr w:type="spellEnd"/>
-      <w:r>
-        <w:rPr>
-          <w:rFonts w:ascii="Times New Roman" w:hAnsi="Times New Roman"/>
-          <w:sz w:val="28"/>
-          <w:szCs w:val="28"/>
-        </w:rPr>
-        <w:t>.</w:t>
+        <w:t xml:space="preserve"> был склонирован с GitHub.</w:t>
       </w:r>
     </w:p>
     <w:p>
@@ -8589,88 +7376,16 @@
           <w:sz w:val="28"/>
           <w:szCs w:val="28"/>
         </w:rPr>
-        <w:t>--</w:t>
-      </w:r>
-      <w:proofErr w:type="spellStart"/>
-      <w:r>
-        <w:rPr>
-          <w:rStyle w:val="VerbatimChar"/>
+        <w:t>--format=html -Tlr -m</w:t>
+      </w:r>
+      <w:r>
+        <w:rPr>
           <w:rFonts w:ascii="Times New Roman" w:hAnsi="Times New Roman"/>
           <w:b/>
           <w:bCs/>
           <w:sz w:val="28"/>
           <w:szCs w:val="28"/>
         </w:rPr>
-        <w:t>format</w:t>
-      </w:r>
-      <w:proofErr w:type="spellEnd"/>
-      <w:r>
-        <w:rPr>
-          <w:rStyle w:val="VerbatimChar"/>
-          <w:rFonts w:ascii="Times New Roman" w:hAnsi="Times New Roman"/>
-          <w:b/>
-          <w:bCs/>
-          <w:sz w:val="28"/>
-          <w:szCs w:val="28"/>
-        </w:rPr>
-        <w:t>=</w:t>
-      </w:r>
-      <w:proofErr w:type="spellStart"/>
-      <w:r>
-        <w:rPr>
-          <w:rStyle w:val="VerbatimChar"/>
-          <w:rFonts w:ascii="Times New Roman" w:hAnsi="Times New Roman"/>
-          <w:b/>
-          <w:bCs/>
-          <w:sz w:val="28"/>
-          <w:szCs w:val="28"/>
-        </w:rPr>
-        <w:t>html</w:t>
-      </w:r>
-      <w:proofErr w:type="spellEnd"/>
-      <w:r>
-        <w:rPr>
-          <w:rStyle w:val="VerbatimChar"/>
-          <w:rFonts w:ascii="Times New Roman" w:hAnsi="Times New Roman"/>
-          <w:b/>
-          <w:bCs/>
-          <w:sz w:val="28"/>
-          <w:szCs w:val="28"/>
-        </w:rPr>
-        <w:t xml:space="preserve"> -</w:t>
-      </w:r>
-      <w:proofErr w:type="spellStart"/>
-      <w:r>
-        <w:rPr>
-          <w:rStyle w:val="VerbatimChar"/>
-          <w:rFonts w:ascii="Times New Roman" w:hAnsi="Times New Roman"/>
-          <w:b/>
-          <w:bCs/>
-          <w:sz w:val="28"/>
-          <w:szCs w:val="28"/>
-        </w:rPr>
-        <w:t>Tlr</w:t>
-      </w:r>
-      <w:proofErr w:type="spellEnd"/>
-      <w:r>
-        <w:rPr>
-          <w:rStyle w:val="VerbatimChar"/>
-          <w:rFonts w:ascii="Times New Roman" w:hAnsi="Times New Roman"/>
-          <w:b/>
-          <w:bCs/>
-          <w:sz w:val="28"/>
-          <w:szCs w:val="28"/>
-        </w:rPr>
-        <w:t xml:space="preserve"> -m</w:t>
-      </w:r>
-      <w:r>
-        <w:rPr>
-          <w:rFonts w:ascii="Times New Roman" w:hAnsi="Times New Roman"/>
-          <w:b/>
-          <w:bCs/>
-          <w:sz w:val="28"/>
-          <w:szCs w:val="28"/>
-        </w:rPr>
         <w:t>):</w:t>
       </w:r>
       <w:r>
@@ -8699,25 +7414,7 @@
           <w:sz w:val="28"/>
           <w:szCs w:val="28"/>
         </w:rPr>
-        <w:t xml:space="preserve">Таким образом, инструмент gitinspector полностью выполнил поставленную задачу: были выявлены «горячие точки» кода на основе анализа реляционной модели </w:t>
-      </w:r>
-      <w:proofErr w:type="spellStart"/>
-      <w:r>
-        <w:rPr>
-          <w:rFonts w:ascii="Times New Roman" w:hAnsi="Times New Roman" w:cs="Times New Roman"/>
-          <w:sz w:val="28"/>
-          <w:szCs w:val="28"/>
-        </w:rPr>
-        <w:t>Git</w:t>
-      </w:r>
-      <w:proofErr w:type="spellEnd"/>
-      <w:r>
-        <w:rPr>
-          <w:rFonts w:ascii="Times New Roman" w:hAnsi="Times New Roman" w:cs="Times New Roman"/>
-          <w:sz w:val="28"/>
-          <w:szCs w:val="28"/>
-        </w:rPr>
-        <w:t>-репозитория, определены наиболее сложные для понимания и поддержки файлы, а также получена полная статистическая картина разработки проекта.</w:t>
+        <w:t>Таким образом, инструмент gitinspector полностью выполнил поставленную задачу: были выявлены «горячие точки» кода на основе анализа реляционной модели Git-репозитория, определены наиболее сложные для понимания и поддержки файлы, а также получена полная статистическая картина разработки проекта.</w:t>
       </w:r>
     </w:p>
     <w:p>
@@ -8757,25 +7454,15 @@
           <w:sz w:val="28"/>
           <w:szCs w:val="28"/>
         </w:rPr>
-        <w:t xml:space="preserve">В ходе выполнения работы был изучен и применен инструмент статического анализа </w:t>
-      </w:r>
-      <w:proofErr w:type="spellStart"/>
-      <w:r>
-        <w:rPr>
-          <w:rFonts w:ascii="Times New Roman" w:hAnsi="Times New Roman" w:cs="Times New Roman"/>
-          <w:sz w:val="28"/>
-          <w:szCs w:val="28"/>
-        </w:rPr>
-        <w:t>Git</w:t>
-      </w:r>
-      <w:proofErr w:type="spellEnd"/>
-      <w:r>
-        <w:rPr>
-          <w:rFonts w:ascii="Times New Roman" w:hAnsi="Times New Roman" w:cs="Times New Roman"/>
-          <w:sz w:val="28"/>
-          <w:szCs w:val="28"/>
-        </w:rPr>
-        <w:t>-репозиториев Gitinspector.</w:t>
+        <w:t>В ходе выполнения работы был изучен и применен инструмент статич</w:t>
+      </w:r>
+      <w:r>
+        <w:rPr>
+          <w:rFonts w:ascii="Times New Roman" w:hAnsi="Times New Roman" w:cs="Times New Roman"/>
+          <w:sz w:val="28"/>
+          <w:szCs w:val="28"/>
+        </w:rPr>
+        <w:t>еского анализа Git-репозиториев Gitinspector.</w:t>
       </w:r>
     </w:p>
     <w:p>
@@ -8795,7 +7482,15 @@
           <w:sz w:val="28"/>
           <w:szCs w:val="28"/>
         </w:rPr>
-        <w:t xml:space="preserve">1.  Ценность инструмента: Gitinspector эффективно решает задачу, отличную от классического реверс-инжиниринга (анализ AST/CPG). Он позволяет проводить мета-анализ процесса разработки, выявляя не технические уязвимости, а "человеческие" и управленческие проблемы: кто </w:t>
+        <w:t>1.  Ценность инструмента: Gitinspector эффективно решает задачу, отличную от классического реверс-инжиниринга (анализ AST/CPG). Он позволяет проводить мета-анализ процесса разработки, выявляя не технические уяз</w:t>
+      </w:r>
+      <w:r>
+        <w:rPr>
+          <w:rFonts w:ascii="Times New Roman" w:hAnsi="Times New Roman" w:cs="Times New Roman"/>
+          <w:sz w:val="28"/>
+          <w:szCs w:val="28"/>
+        </w:rPr>
+        <w:t xml:space="preserve">вимости, а "человеческие" и управленческие проблемы: кто </w:t>
       </w:r>
       <w:r>
         <w:rPr>
@@ -8824,25 +7519,71 @@
           <w:sz w:val="28"/>
           <w:szCs w:val="28"/>
         </w:rPr>
-        <w:t xml:space="preserve">2.  Соответствие заданию: Инструмент полностью соответствует заданию по выявлению "горячих точек" кода на основе анализа реляционной модели </w:t>
-      </w:r>
-      <w:proofErr w:type="spellStart"/>
-      <w:r>
-        <w:rPr>
-          <w:rFonts w:ascii="Times New Roman" w:hAnsi="Times New Roman" w:cs="Times New Roman"/>
-          <w:sz w:val="28"/>
-          <w:szCs w:val="28"/>
-        </w:rPr>
-        <w:t>Git</w:t>
-      </w:r>
-      <w:proofErr w:type="spellEnd"/>
-      <w:r>
-        <w:rPr>
-          <w:rFonts w:ascii="Times New Roman" w:hAnsi="Times New Roman" w:cs="Times New Roman"/>
-          <w:sz w:val="28"/>
-          <w:szCs w:val="28"/>
-        </w:rPr>
-        <w:t>-репозитория. Используя флаги «-r» (ответственность) и «-m» (метрики), можно определить, какой файл или функция требует наибольшего внимания из-за частоты изменений или сложности.</w:t>
+        <w:t xml:space="preserve">2.  Соответствие заданию: Инструмент </w:t>
+      </w:r>
+      <w:r>
+        <w:rPr>
+          <w:rFonts w:ascii="Times New Roman" w:hAnsi="Times New Roman" w:cs="Times New Roman"/>
+          <w:sz w:val="28"/>
+          <w:szCs w:val="28"/>
+        </w:rPr>
+        <w:t>позволяет выявить</w:t>
+      </w:r>
+      <w:r>
+        <w:rPr>
+          <w:rFonts w:ascii="Times New Roman" w:hAnsi="Times New Roman" w:cs="Times New Roman"/>
+          <w:sz w:val="28"/>
+          <w:szCs w:val="28"/>
+        </w:rPr>
+        <w:t xml:space="preserve"> "горячи</w:t>
+      </w:r>
+      <w:r>
+        <w:rPr>
+          <w:rFonts w:ascii="Times New Roman" w:hAnsi="Times New Roman" w:cs="Times New Roman"/>
+          <w:sz w:val="28"/>
+          <w:szCs w:val="28"/>
+        </w:rPr>
+        <w:t>е</w:t>
+      </w:r>
+      <w:r>
+        <w:rPr>
+          <w:rFonts w:ascii="Times New Roman" w:hAnsi="Times New Roman" w:cs="Times New Roman"/>
+          <w:sz w:val="28"/>
+          <w:szCs w:val="28"/>
+        </w:rPr>
+        <w:t xml:space="preserve"> точ</w:t>
+      </w:r>
+      <w:r>
+        <w:rPr>
+          <w:rFonts w:ascii="Times New Roman" w:hAnsi="Times New Roman" w:cs="Times New Roman"/>
+          <w:sz w:val="28"/>
+          <w:szCs w:val="28"/>
+        </w:rPr>
+        <w:t>к</w:t>
+      </w:r>
+      <w:r>
+        <w:rPr>
+          <w:rFonts w:ascii="Times New Roman" w:hAnsi="Times New Roman" w:cs="Times New Roman"/>
+          <w:sz w:val="28"/>
+          <w:szCs w:val="28"/>
+        </w:rPr>
+        <w:t>и</w:t>
+      </w:r>
+      <w:r>
+        <w:rPr>
+          <w:rFonts w:ascii="Times New Roman" w:hAnsi="Times New Roman" w:cs="Times New Roman"/>
+          <w:sz w:val="28"/>
+          <w:szCs w:val="28"/>
+        </w:rPr>
+        <w:t>"</w:t>
+      </w:r>
+      <w:r>
+        <w:rPr>
+          <w:rFonts w:ascii="Times New Roman" w:hAnsi="Times New Roman" w:cs="Times New Roman"/>
+          <w:sz w:val="28"/>
+          <w:szCs w:val="28"/>
+        </w:rPr>
+        <w:t xml:space="preserve"> кода на основе анализа реляционной модели Git-репозитория. Используя флаги «-r» (ответственность) и «-m» (метрики), можно определить, какой файл или функция требует наибольшего внимания из-за частоты изменений или сложности.</w:t>
       </w:r>
     </w:p>
     <w:p>
@@ -8862,7 +7603,31 @@
           <w:sz w:val="28"/>
           <w:szCs w:val="28"/>
         </w:rPr>
-        <w:t>3.  Простота использования: Простота установки и интуитивно понятные флаги командной строки делают Gitinspector отличным выбором для быстрой первичной оценки состояния репозитория.</w:t>
+        <w:t>3.  Простота использования: Пр</w:t>
+      </w:r>
+      <w:r>
+        <w:rPr>
+          <w:rFonts w:ascii="Times New Roman" w:hAnsi="Times New Roman" w:cs="Times New Roman"/>
+          <w:sz w:val="28"/>
+          <w:szCs w:val="28"/>
+        </w:rPr>
+        <w:t xml:space="preserve">остота установки и интуитивно понятные флаги командной строки делают Gitinspector </w:t>
+      </w:r>
+      <w:r>
+        <w:rPr>
+          <w:rFonts w:ascii="Times New Roman" w:hAnsi="Times New Roman" w:cs="Times New Roman"/>
+          <w:sz w:val="28"/>
+          <w:szCs w:val="28"/>
+        </w:rPr>
+        <w:t>позволяет быстро производить оценку</w:t>
+      </w:r>
+      <w:r>
+        <w:rPr>
+          <w:rFonts w:ascii="Times New Roman" w:hAnsi="Times New Roman" w:cs="Times New Roman"/>
+          <w:sz w:val="28"/>
+          <w:szCs w:val="28"/>
+        </w:rPr>
+        <w:t xml:space="preserve"> состояния репозитория.</w:t>
       </w:r>
     </w:p>
     <w:p>
@@ -8882,61 +7647,55 @@
           <w:sz w:val="28"/>
           <w:szCs w:val="28"/>
         </w:rPr>
-        <w:t xml:space="preserve">4.  Ограничения: В отличие от </w:t>
-      </w:r>
-      <w:proofErr w:type="spellStart"/>
-      <w:r>
-        <w:rPr>
-          <w:rFonts w:ascii="Times New Roman" w:hAnsi="Times New Roman" w:cs="Times New Roman"/>
-          <w:sz w:val="28"/>
-          <w:szCs w:val="28"/>
-        </w:rPr>
-        <w:t>Joern</w:t>
-      </w:r>
-      <w:proofErr w:type="spellEnd"/>
-      <w:r>
-        <w:rPr>
-          <w:rFonts w:ascii="Times New Roman" w:hAnsi="Times New Roman" w:cs="Times New Roman"/>
-          <w:sz w:val="28"/>
-          <w:szCs w:val="28"/>
-        </w:rPr>
-        <w:t xml:space="preserve">/CPG, Gitinspector не строит граф потока управления (CFG) или зависимостей (PDG). Он работает на уровне статистики коммитов и метрик. Это делает его дополнительным, а не альтернативным инструментом по отношению к </w:t>
-      </w:r>
-      <w:proofErr w:type="spellStart"/>
-      <w:r>
-        <w:rPr>
-          <w:rFonts w:ascii="Times New Roman" w:hAnsi="Times New Roman" w:cs="Times New Roman"/>
-          <w:sz w:val="28"/>
-          <w:szCs w:val="28"/>
-        </w:rPr>
-        <w:t>Joern</w:t>
-      </w:r>
-      <w:proofErr w:type="spellEnd"/>
-      <w:r>
-        <w:rPr>
-          <w:rFonts w:ascii="Times New Roman" w:hAnsi="Times New Roman" w:cs="Times New Roman"/>
-          <w:sz w:val="28"/>
-          <w:szCs w:val="28"/>
-        </w:rPr>
-        <w:t xml:space="preserve">. Лучший подход — использовать Gitinspector для поиска подозрительных файлов (много изменений), а затем </w:t>
-      </w:r>
-      <w:proofErr w:type="spellStart"/>
-      <w:r>
-        <w:rPr>
-          <w:rFonts w:ascii="Times New Roman" w:hAnsi="Times New Roman" w:cs="Times New Roman"/>
-          <w:sz w:val="28"/>
-          <w:szCs w:val="28"/>
-        </w:rPr>
-        <w:t>Joern</w:t>
-      </w:r>
-      <w:proofErr w:type="spellEnd"/>
-      <w:r>
-        <w:rPr>
-          <w:rFonts w:ascii="Times New Roman" w:hAnsi="Times New Roman" w:cs="Times New Roman"/>
-          <w:sz w:val="28"/>
-          <w:szCs w:val="28"/>
-        </w:rPr>
-        <w:t xml:space="preserve"> для глубокого анализа уязвимостей внутри этих файлов.</w:t>
+        <w:t>4.  Ограничения: В отличие от Joern/CPG, Gitinspector не строит граф потока управления (CFG) или зависимо</w:t>
+      </w:r>
+      <w:r>
+        <w:rPr>
+          <w:rFonts w:ascii="Times New Roman" w:hAnsi="Times New Roman" w:cs="Times New Roman"/>
+          <w:sz w:val="28"/>
+          <w:szCs w:val="28"/>
+        </w:rPr>
+        <w:t>стей (PDG). Он работает на уровне статистики коммитов и метрик. Это делает его дополнительным, а не альтернативным инструментом по отношению к Joern.</w:t>
+      </w:r>
+      <w:r>
+        <w:rPr>
+          <w:rFonts w:ascii="Times New Roman" w:hAnsi="Times New Roman" w:cs="Times New Roman"/>
+          <w:sz w:val="28"/>
+          <w:szCs w:val="28"/>
+        </w:rPr>
+        <w:t xml:space="preserve"> </w:t>
+      </w:r>
+      <w:r>
+        <w:rPr>
+          <w:rFonts w:ascii="Times New Roman" w:hAnsi="Times New Roman" w:cs="Times New Roman"/>
+          <w:sz w:val="28"/>
+          <w:szCs w:val="28"/>
+        </w:rPr>
+        <w:t xml:space="preserve">Gitinspector </w:t>
+      </w:r>
+      <w:r>
+        <w:rPr>
+          <w:rFonts w:ascii="Times New Roman" w:hAnsi="Times New Roman" w:cs="Times New Roman"/>
+          <w:sz w:val="28"/>
+          <w:szCs w:val="28"/>
+        </w:rPr>
+        <w:t xml:space="preserve">лучше использовать </w:t>
+      </w:r>
+      <w:r>
+        <w:rPr>
+          <w:rFonts w:ascii="Times New Roman" w:hAnsi="Times New Roman" w:cs="Times New Roman"/>
+          <w:sz w:val="28"/>
+          <w:szCs w:val="28"/>
+        </w:rPr>
+        <w:t>для поиска подозрительных файлов (много изменений), а затем Joer</w:t>
+      </w:r>
+      <w:r>
+        <w:rPr>
+          <w:rFonts w:ascii="Times New Roman" w:hAnsi="Times New Roman" w:cs="Times New Roman"/>
+          <w:sz w:val="28"/>
+          <w:szCs w:val="28"/>
+        </w:rPr>
+        <w:t>n для глубокого анализа уязвимостей внутри этих файлов.</w:t>
       </w:r>
     </w:p>
     <w:p>
@@ -8956,7 +7715,41 @@
           <w:sz w:val="28"/>
           <w:szCs w:val="28"/>
         </w:rPr>
-        <w:t>Итог: Gitinspector является мощным и удобным средством реверс-инжиниринга для задач анализа активности репозитория и выявления "горячих точек", который должен быть в арсенале любого инженера по качеству и безопаснику.</w:t>
+        <w:t xml:space="preserve">Итог: Gitinspector является мощным и удобным средством реверс-инжиниринга для задач анализа активности репозитория и выявления "горячих точек", который </w:t>
+      </w:r>
+      <w:r>
+        <w:rPr>
+          <w:rFonts w:ascii="Times New Roman" w:hAnsi="Times New Roman" w:cs="Times New Roman"/>
+          <w:sz w:val="28"/>
+          <w:szCs w:val="28"/>
+        </w:rPr>
+        <w:t>может помочь</w:t>
+      </w:r>
+      <w:r>
+        <w:rPr>
+          <w:rFonts w:ascii="Times New Roman" w:hAnsi="Times New Roman" w:cs="Times New Roman"/>
+          <w:sz w:val="28"/>
+          <w:szCs w:val="28"/>
+        </w:rPr>
+        <w:t xml:space="preserve"> инженер</w:t>
+      </w:r>
+      <w:r>
+        <w:rPr>
+          <w:rFonts w:ascii="Times New Roman" w:hAnsi="Times New Roman" w:cs="Times New Roman"/>
+          <w:sz w:val="28"/>
+          <w:szCs w:val="28"/>
+        </w:rPr>
+        <w:t>у</w:t>
+      </w:r>
+      <w:bookmarkStart w:id="15" w:name="_GoBack"/>
+      <w:bookmarkEnd w:id="15"/>
+      <w:r>
+        <w:rPr>
+          <w:rFonts w:ascii="Times New Roman" w:hAnsi="Times New Roman" w:cs="Times New Roman"/>
+          <w:sz w:val="28"/>
+          <w:szCs w:val="28"/>
+        </w:rPr>
+        <w:t>.</w:t>
       </w:r>
     </w:p>
     <w:p>
@@ -8972,7 +7765,7 @@
       <w:r>
         <w:t xml:space="preserve"> </w:t>
       </w:r>
-      <w:bookmarkStart w:id="15" w:name="_Toc226574996"/>
+      <w:bookmarkStart w:id="16" w:name="_Toc226574996"/>
       <w:r>
         <w:rPr>
           <w:i w:val="0"/>
@@ -8980,7 +7773,7 @@
         </w:rPr>
         <w:t>8. Список использованных источников информации</w:t>
       </w:r>
-      <w:bookmarkEnd w:id="15"/>
+      <w:bookmarkEnd w:id="16"/>
     </w:p>
     <w:p>
       <w:pPr>
@@ -9007,9 +7800,17 @@
           <w:rFonts w:ascii="Times New Roman" w:hAnsi="Times New Roman" w:cs="Times New Roman"/>
           <w:sz w:val="28"/>
           <w:szCs w:val="28"/>
+        </w:rPr>
+        <w:t xml:space="preserve">(2023). </w:t>
+      </w:r>
+      <w:r>
+        <w:rPr>
+          <w:rFonts w:ascii="Times New Roman" w:hAnsi="Times New Roman" w:cs="Times New Roman"/>
+          <w:sz w:val="28"/>
+          <w:szCs w:val="28"/>
           <w:lang w:val="en-US"/>
         </w:rPr>
-        <w:t xml:space="preserve">(2023). «gitinspector/README.md». GitHub. </w:t>
+        <w:t xml:space="preserve">«gitinspector/README.md». GitHub. </w:t>
       </w:r>
     </w:p>
     <w:p>
@@ -9109,13 +7910,15 @@
           <w:rFonts w:ascii="Times New Roman" w:hAnsi="Times New Roman" w:cs="Times New Roman"/>
           <w:sz w:val="28"/>
           <w:szCs w:val="28"/>
-        </w:rPr>
-      </w:pPr>
-      <w:r>
-        <w:rPr>
-          <w:rFonts w:ascii="Times New Roman" w:hAnsi="Times New Roman" w:cs="Times New Roman"/>
-          <w:sz w:val="28"/>
-          <w:szCs w:val="28"/>
+          <w:lang w:val="en-US"/>
+        </w:rPr>
+      </w:pPr>
+      <w:r>
+        <w:rPr>
+          <w:rFonts w:ascii="Times New Roman" w:hAnsi="Times New Roman" w:cs="Times New Roman"/>
+          <w:sz w:val="28"/>
+          <w:szCs w:val="28"/>
+          <w:lang w:val="en-US"/>
         </w:rPr>
         <w:t>6</w:t>
       </w:r>
@@ -9146,6 +7949,7 @@
           <w:rFonts w:ascii="Times New Roman" w:hAnsi="Times New Roman" w:cs="Times New Roman"/>
           <w:sz w:val="28"/>
           <w:szCs w:val="28"/>
+          <w:lang w:val="en-US"/>
         </w:rPr>
         <w:t xml:space="preserve">7. </w:t>
       </w:r>
@@ -9173,7 +7977,7 @@
 </file>
 
 <file path=word/endnotes.xml><?xml version="1.0" encoding="utf-8"?>
-<w:endnotes xmlns:wpc="http://schemas.microsoft.com/office/word/2010/wordprocessingCanvas" xmlns:cx="http://schemas.microsoft.com/office/drawing/2014/chartex" xmlns:cx1="http://schemas.microsoft.com/office/drawing/2015/9/8/chartex" xmlns:cx2="http://schemas.microsoft.com/office/drawing/2015/10/21/chartex" xmlns:cx3="http://schemas.microsoft.com/office/drawing/2016/5/9/chartex" xmlns:cx4="http://schemas.microsoft.com/office/drawing/2016/5/10/chartex" xmlns:cx5="http://schemas.microsoft.com/office/drawing/2016/5/11/chartex" xmlns:cx6="http://schemas.microsoft.com/office/drawing/2016/5/12/chartex" xmlns:cx7="http://schemas.microsoft.com/office/drawing/2016/5/13/chartex" xmlns:cx8="http://schemas.microsoft.com/office/drawing/2016/5/14/chartex" xmlns:mc="http://schemas.openxmlformats.org/markup-compatibility/2006" xmlns:aink="http://schemas.microsoft.com/office/drawing/2016/ink" xmlns:am3d="http://schemas.microsoft.com/office/drawing/2017/model3d" xmlns:o="urn:schemas-microsoft-com:office:office" xmlns:oel="http://schemas.microsoft.com/office/2019/extlst" xmlns:r="http://schemas.openxmlformats.org/officeDocument/2006/relationships" xmlns:m="http://schemas.openxmlformats.org/officeDocument/2006/math" xmlns:v="urn:schemas-microsoft-com:vml" xmlns:wp14="http://schemas.microsoft.com/office/word/2010/wordprocessingDrawing" xmlns:wp="http://schemas.openxmlformats.org/drawingml/2006/wordprocessingDrawing" xmlns:w10="urn:schemas-microsoft-com:office:word" xmlns:w="http://schemas.openxmlformats.org/wordprocessingml/2006/main" xmlns:w14="http://schemas.microsoft.com/office/word/2010/wordml" xmlns:w15="http://schemas.microsoft.com/office/word/2012/wordml" xmlns:w16cex="http://schemas.microsoft.com/office/word/2018/wordml/cex" xmlns:w16cid="http://schemas.microsoft.com/office/word/2016/wordml/cid" xmlns:w16="http://schemas.microsoft.com/office/word/2018/wordml" xmlns:w16du="http://schemas.microsoft.com/office/word/2023/wordml/word16du" xmlns:w16sdtdh="http://schemas.microsoft.com/office/word/2020/wordml/sdtdatahash" xmlns:w16sdtfl="http://schemas.microsoft.com/office/word/2024/wordml/sdtformatlock" xmlns:w16se="http://schemas.microsoft.com/office/word/2015/wordml/symex" xmlns:wpg="http://schemas.microsoft.com/office/word/2010/wordprocessingGroup" xmlns:wpi="http://schemas.microsoft.com/office/word/2010/wordprocessingInk" xmlns:wne="http://schemas.microsoft.com/office/word/2006/wordml" xmlns:wps="http://schemas.microsoft.com/office/word/2010/wordprocessingShape" mc:Ignorable="w14 w15 w16se w16cid w16 w16cex w16sdtdh w16sdtfl w16du wp14">
+<w:endnotes xmlns:wpc="http://schemas.microsoft.com/office/word/2010/wordprocessingCanvas" xmlns:cx="http://schemas.microsoft.com/office/drawing/2014/chartex" xmlns:cx1="http://schemas.microsoft.com/office/drawing/2015/9/8/chartex" xmlns:cx2="http://schemas.microsoft.com/office/drawing/2015/10/21/chartex" xmlns:cx3="http://schemas.microsoft.com/office/drawing/2016/5/9/chartex" xmlns:cx4="http://schemas.microsoft.com/office/drawing/2016/5/10/chartex" xmlns:cx5="http://schemas.microsoft.com/office/drawing/2016/5/11/chartex" xmlns:cx6="http://schemas.microsoft.com/office/drawing/2016/5/12/chartex" xmlns:cx7="http://schemas.microsoft.com/office/drawing/2016/5/13/chartex" xmlns:cx8="http://schemas.microsoft.com/office/drawing/2016/5/14/chartex" xmlns:mc="http://schemas.openxmlformats.org/markup-compatibility/2006" xmlns:aink="http://schemas.microsoft.com/office/drawing/2016/ink" xmlns:am3d="http://schemas.microsoft.com/office/drawing/2017/model3d" xmlns:o="urn:schemas-microsoft-com:office:office" xmlns:r="http://schemas.openxmlformats.org/officeDocument/2006/relationships" xmlns:m="http://schemas.openxmlformats.org/officeDocument/2006/math" xmlns:v="urn:schemas-microsoft-com:vml" xmlns:wp14="http://schemas.microsoft.com/office/word/2010/wordprocessingDrawing" xmlns:wp="http://schemas.openxmlformats.org/drawingml/2006/wordprocessingDrawing" xmlns:w10="urn:schemas-microsoft-com:office:word" xmlns:w="http://schemas.openxmlformats.org/wordprocessingml/2006/main" xmlns:w14="http://schemas.microsoft.com/office/word/2010/wordml" xmlns:w15="http://schemas.microsoft.com/office/word/2012/wordml" xmlns:w16cex="http://schemas.microsoft.com/office/word/2018/wordml/cex" xmlns:w16cid="http://schemas.microsoft.com/office/word/2016/wordml/cid" xmlns:w16="http://schemas.microsoft.com/office/word/2018/wordml" xmlns:w16se="http://schemas.microsoft.com/office/word/2015/wordml/symex" xmlns:wpg="http://schemas.microsoft.com/office/word/2010/wordprocessingGroup" xmlns:wpi="http://schemas.microsoft.com/office/word/2010/wordprocessingInk" xmlns:wne="http://schemas.microsoft.com/office/word/2006/wordml" xmlns:wps="http://schemas.microsoft.com/office/word/2010/wordprocessingShape" mc:Ignorable="w14 w15 w16se w16cid w16 w16cex wp14">
   <w:endnote w:type="separator" w:id="-1">
     <w:p>
       <w:pPr>
@@ -9198,7 +8002,7 @@
 </file>
 
 <file path=word/footer1.xml><?xml version="1.0" encoding="utf-8"?>
-<w:ftr xmlns:wpc="http://schemas.microsoft.com/office/word/2010/wordprocessingCanvas" xmlns:cx="http://schemas.microsoft.com/office/drawing/2014/chartex" xmlns:cx1="http://schemas.microsoft.com/office/drawing/2015/9/8/chartex" xmlns:cx2="http://schemas.microsoft.com/office/drawing/2015/10/21/chartex" xmlns:cx3="http://schemas.microsoft.com/office/drawing/2016/5/9/chartex" xmlns:cx4="http://schemas.microsoft.com/office/drawing/2016/5/10/chartex" xmlns:cx5="http://schemas.microsoft.com/office/drawing/2016/5/11/chartex" xmlns:cx6="http://schemas.microsoft.com/office/drawing/2016/5/12/chartex" xmlns:cx7="http://schemas.microsoft.com/office/drawing/2016/5/13/chartex" xmlns:cx8="http://schemas.microsoft.com/office/drawing/2016/5/14/chartex" xmlns:mc="http://schemas.openxmlformats.org/markup-compatibility/2006" xmlns:aink="http://schemas.microsoft.com/office/drawing/2016/ink" xmlns:am3d="http://schemas.microsoft.com/office/drawing/2017/model3d" xmlns:o="urn:schemas-microsoft-com:office:office" xmlns:oel="http://schemas.microsoft.com/office/2019/extlst" xmlns:r="http://schemas.openxmlformats.org/officeDocument/2006/relationships" xmlns:m="http://schemas.openxmlformats.org/officeDocument/2006/math" xmlns:v="urn:schemas-microsoft-com:vml" xmlns:wp14="http://schemas.microsoft.com/office/word/2010/wordprocessingDrawing" xmlns:wp="http://schemas.openxmlformats.org/drawingml/2006/wordprocessingDrawing" xmlns:w10="urn:schemas-microsoft-com:office:word" xmlns:w="http://schemas.openxmlformats.org/wordprocessingml/2006/main" xmlns:w14="http://schemas.microsoft.com/office/word/2010/wordml" xmlns:w15="http://schemas.microsoft.com/office/word/2012/wordml" xmlns:w16cex="http://schemas.microsoft.com/office/word/2018/wordml/cex" xmlns:w16cid="http://schemas.microsoft.com/office/word/2016/wordml/cid" xmlns:w16="http://schemas.microsoft.com/office/word/2018/wordml" xmlns:w16du="http://schemas.microsoft.com/office/word/2023/wordml/word16du" xmlns:w16sdtdh="http://schemas.microsoft.com/office/word/2020/wordml/sdtdatahash" xmlns:w16sdtfl="http://schemas.microsoft.com/office/word/2024/wordml/sdtformatlock" xmlns:w16se="http://schemas.microsoft.com/office/word/2015/wordml/symex" xmlns:wpg="http://schemas.microsoft.com/office/word/2010/wordprocessingGroup" xmlns:wpi="http://schemas.microsoft.com/office/word/2010/wordprocessingInk" xmlns:wne="http://schemas.microsoft.com/office/word/2006/wordml" xmlns:wps="http://schemas.microsoft.com/office/word/2010/wordprocessingShape" mc:Ignorable="w14 w15 w16se w16cid w16 w16cex w16sdtdh w16sdtfl w16du wp14">
+<w:ftr xmlns:wpc="http://schemas.microsoft.com/office/word/2010/wordprocessingCanvas" xmlns:cx="http://schemas.microsoft.com/office/drawing/2014/chartex" xmlns:cx1="http://schemas.microsoft.com/office/drawing/2015/9/8/chartex" xmlns:cx2="http://schemas.microsoft.com/office/drawing/2015/10/21/chartex" xmlns:cx3="http://schemas.microsoft.com/office/drawing/2016/5/9/chartex" xmlns:cx4="http://schemas.microsoft.com/office/drawing/2016/5/10/chartex" xmlns:cx5="http://schemas.microsoft.com/office/drawing/2016/5/11/chartex" xmlns:cx6="http://schemas.microsoft.com/office/drawing/2016/5/12/chartex" xmlns:cx7="http://schemas.microsoft.com/office/drawing/2016/5/13/chartex" xmlns:cx8="http://schemas.microsoft.com/office/drawing/2016/5/14/chartex" xmlns:mc="http://schemas.openxmlformats.org/markup-compatibility/2006" xmlns:aink="http://schemas.microsoft.com/office/drawing/2016/ink" xmlns:am3d="http://schemas.microsoft.com/office/drawing/2017/model3d" xmlns:o="urn:schemas-microsoft-com:office:office" xmlns:r="http://schemas.openxmlformats.org/officeDocument/2006/relationships" xmlns:m="http://schemas.openxmlformats.org/officeDocument/2006/math" xmlns:v="urn:schemas-microsoft-com:vml" xmlns:wp14="http://schemas.microsoft.com/office/word/2010/wordprocessingDrawing" xmlns:wp="http://schemas.openxmlformats.org/drawingml/2006/wordprocessingDrawing" xmlns:w10="urn:schemas-microsoft-com:office:word" xmlns:w="http://schemas.openxmlformats.org/wordprocessingml/2006/main" xmlns:w14="http://schemas.microsoft.com/office/word/2010/wordml" xmlns:w15="http://schemas.microsoft.com/office/word/2012/wordml" xmlns:w16cex="http://schemas.microsoft.com/office/word/2018/wordml/cex" xmlns:w16cid="http://schemas.microsoft.com/office/word/2016/wordml/cid" xmlns:w16="http://schemas.microsoft.com/office/word/2018/wordml" xmlns:w16se="http://schemas.microsoft.com/office/word/2015/wordml/symex" xmlns:wpg="http://schemas.microsoft.com/office/word/2010/wordprocessingGroup" xmlns:wpi="http://schemas.microsoft.com/office/word/2010/wordprocessingInk" xmlns:wne="http://schemas.microsoft.com/office/word/2006/wordml" xmlns:wps="http://schemas.microsoft.com/office/word/2010/wordprocessingShape" mc:Ignorable="w14 w15 w16se w16cid w16 w16cex wp14">
   <w:sdt>
     <w:sdtPr>
       <w:id w:val="1016354340"/>
@@ -9207,6 +8011,7 @@
         <w:docPartUnique/>
       </w:docPartObj>
     </w:sdtPr>
+    <w:sdtEndPr/>
     <w:sdtContent>
       <w:p>
         <w:pPr>
@@ -9240,7 +8045,7 @@
 </file>
 
 <file path=word/footnotes.xml><?xml version="1.0" encoding="utf-8"?>
-<w:footnotes xmlns:wpc="http://schemas.microsoft.com/office/word/2010/wordprocessingCanvas" xmlns:cx="http://schemas.microsoft.com/office/drawing/2014/chartex" xmlns:cx1="http://schemas.microsoft.com/office/drawing/2015/9/8/chartex" xmlns:cx2="http://schemas.microsoft.com/office/drawing/2015/10/21/chartex" xmlns:cx3="http://schemas.microsoft.com/office/drawing/2016/5/9/chartex" xmlns:cx4="http://schemas.microsoft.com/office/drawing/2016/5/10/chartex" xmlns:cx5="http://schemas.microsoft.com/office/drawing/2016/5/11/chartex" xmlns:cx6="http://schemas.microsoft.com/office/drawing/2016/5/12/chartex" xmlns:cx7="http://schemas.microsoft.com/office/drawing/2016/5/13/chartex" xmlns:cx8="http://schemas.microsoft.com/office/drawing/2016/5/14/chartex" xmlns:mc="http://schemas.openxmlformats.org/markup-compatibility/2006" xmlns:aink="http://schemas.microsoft.com/office/drawing/2016/ink" xmlns:am3d="http://schemas.microsoft.com/office/drawing/2017/model3d" xmlns:o="urn:schemas-microsoft-com:office:office" xmlns:oel="http://schemas.microsoft.com/office/2019/extlst" xmlns:r="http://schemas.openxmlformats.org/officeDocument/2006/relationships" xmlns:m="http://schemas.openxmlformats.org/officeDocument/2006/math" xmlns:v="urn:schemas-microsoft-com:vml" xmlns:wp14="http://schemas.microsoft.com/office/word/2010/wordprocessingDrawing" xmlns:wp="http://schemas.openxmlformats.org/drawingml/2006/wordprocessingDrawing" xmlns:w10="urn:schemas-microsoft-com:office:word" xmlns:w="http://schemas.openxmlformats.org/wordprocessingml/2006/main" xmlns:w14="http://schemas.microsoft.com/office/word/2010/wordml" xmlns:w15="http://schemas.microsoft.com/office/word/2012/wordml" xmlns:w16cex="http://schemas.microsoft.com/office/word/2018/wordml/cex" xmlns:w16cid="http://schemas.microsoft.com/office/word/2016/wordml/cid" xmlns:w16="http://schemas.microsoft.com/office/word/2018/wordml" xmlns:w16du="http://schemas.microsoft.com/office/word/2023/wordml/word16du" xmlns:w16sdtdh="http://schemas.microsoft.com/office/word/2020/wordml/sdtdatahash" xmlns:w16sdtfl="http://schemas.microsoft.com/office/word/2024/wordml/sdtformatlock" xmlns:w16se="http://schemas.microsoft.com/office/word/2015/wordml/symex" xmlns:wpg="http://schemas.microsoft.com/office/word/2010/wordprocessingGroup" xmlns:wpi="http://schemas.microsoft.com/office/word/2010/wordprocessingInk" xmlns:wne="http://schemas.microsoft.com/office/word/2006/wordml" xmlns:wps="http://schemas.microsoft.com/office/word/2010/wordprocessingShape" mc:Ignorable="w14 w15 w16se w16cid w16 w16cex w16sdtdh w16sdtfl w16du wp14">
+<w:footnotes xmlns:wpc="http://schemas.microsoft.com/office/word/2010/wordprocessingCanvas" xmlns:cx="http://schemas.microsoft.com/office/drawing/2014/chartex" xmlns:cx1="http://schemas.microsoft.com/office/drawing/2015/9/8/chartex" xmlns:cx2="http://schemas.microsoft.com/office/drawing/2015/10/21/chartex" xmlns:cx3="http://schemas.microsoft.com/office/drawing/2016/5/9/chartex" xmlns:cx4="http://schemas.microsoft.com/office/drawing/2016/5/10/chartex" xmlns:cx5="http://schemas.microsoft.com/office/drawing/2016/5/11/chartex" xmlns:cx6="http://schemas.microsoft.com/office/drawing/2016/5/12/chartex" xmlns:cx7="http://schemas.microsoft.com/office/drawing/2016/5/13/chartex" xmlns:cx8="http://schemas.microsoft.com/office/drawing/2016/5/14/chartex" xmlns:mc="http://schemas.openxmlformats.org/markup-compatibility/2006" xmlns:aink="http://schemas.microsoft.com/office/drawing/2016/ink" xmlns:am3d="http://schemas.microsoft.com/office/drawing/2017/model3d" xmlns:o="urn:schemas-microsoft-com:office:office" xmlns:r="http://schemas.openxmlformats.org/officeDocument/2006/relationships" xmlns:m="http://schemas.openxmlformats.org/officeDocument/2006/math" xmlns:v="urn:schemas-microsoft-com:vml" xmlns:wp14="http://schemas.microsoft.com/office/word/2010/wordprocessingDrawing" xmlns:wp="http://schemas.openxmlformats.org/drawingml/2006/wordprocessingDrawing" xmlns:w10="urn:schemas-microsoft-com:office:word" xmlns:w="http://schemas.openxmlformats.org/wordprocessingml/2006/main" xmlns:w14="http://schemas.microsoft.com/office/word/2010/wordml" xmlns:w15="http://schemas.microsoft.com/office/word/2012/wordml" xmlns:w16cex="http://schemas.microsoft.com/office/word/2018/wordml/cex" xmlns:w16cid="http://schemas.microsoft.com/office/word/2016/wordml/cid" xmlns:w16="http://schemas.microsoft.com/office/word/2018/wordml" xmlns:w16se="http://schemas.microsoft.com/office/word/2015/wordml/symex" xmlns:wpg="http://schemas.microsoft.com/office/word/2010/wordprocessingGroup" xmlns:wpi="http://schemas.microsoft.com/office/word/2010/wordprocessingInk" xmlns:wne="http://schemas.microsoft.com/office/word/2006/wordml" xmlns:wps="http://schemas.microsoft.com/office/word/2010/wordprocessingShape" mc:Ignorable="w14 w15 w16se w16cid w16 w16cex wp14">
   <w:footnote w:type="separator" w:id="-1">
     <w:p>
       <w:pPr>
@@ -9265,7 +8070,7 @@
 </file>
 
 <file path=word/numbering.xml><?xml version="1.0" encoding="utf-8"?>
-<w:numbering xmlns:wpc="http://schemas.microsoft.com/office/word/2010/wordprocessingCanvas" xmlns:cx="http://schemas.microsoft.com/office/drawing/2014/chartex" xmlns:cx1="http://schemas.microsoft.com/office/drawing/2015/9/8/chartex" xmlns:cx2="http://schemas.microsoft.com/office/drawing/2015/10/21/chartex" xmlns:cx3="http://schemas.microsoft.com/office/drawing/2016/5/9/chartex" xmlns:cx4="http://schemas.microsoft.com/office/drawing/2016/5/10/chartex" xmlns:cx5="http://schemas.microsoft.com/office/drawing/2016/5/11/chartex" xmlns:cx6="http://schemas.microsoft.com/office/drawing/2016/5/12/chartex" xmlns:cx7="http://schemas.microsoft.com/office/drawing/2016/5/13/chartex" xmlns:cx8="http://schemas.microsoft.com/office/drawing/2016/5/14/chartex" xmlns:mc="http://schemas.openxmlformats.org/markup-compatibility/2006" xmlns:aink="http://schemas.microsoft.com/office/drawing/2016/ink" xmlns:am3d="http://schemas.microsoft.com/office/drawing/2017/model3d" xmlns:o="urn:schemas-microsoft-com:office:office" xmlns:oel="http://schemas.microsoft.com/office/2019/extlst" xmlns:r="http://schemas.openxmlformats.org/officeDocument/2006/relationships" xmlns:m="http://schemas.openxmlformats.org/officeDocument/2006/math" xmlns:v="urn:schemas-microsoft-com:vml" xmlns:wp14="http://schemas.microsoft.com/office/word/2010/wordprocessingDrawing" xmlns:wp="http://schemas.openxmlformats.org/drawingml/2006/wordprocessingDrawing" xmlns:w10="urn:schemas-microsoft-com:office:word" xmlns:w="http://schemas.openxmlformats.org/wordprocessingml/2006/main" xmlns:w14="http://schemas.microsoft.com/office/word/2010/wordml" xmlns:w15="http://schemas.microsoft.com/office/word/2012/wordml" xmlns:w16cex="http://schemas.microsoft.com/office/word/2018/wordml/cex" xmlns:w16cid="http://schemas.microsoft.com/office/word/2016/wordml/cid" xmlns:w16="http://schemas.microsoft.com/office/word/2018/wordml" xmlns:w16du="http://schemas.microsoft.com/office/word/2023/wordml/word16du" xmlns:w16sdtdh="http://schemas.microsoft.com/office/word/2020/wordml/sdtdatahash" xmlns:w16sdtfl="http://schemas.microsoft.com/office/word/2024/wordml/sdtformatlock" xmlns:w16se="http://schemas.microsoft.com/office/word/2015/wordml/symex" xmlns:wpg="http://schemas.microsoft.com/office/word/2010/wordprocessingGroup" xmlns:wpi="http://schemas.microsoft.com/office/word/2010/wordprocessingInk" xmlns:wne="http://schemas.microsoft.com/office/word/2006/wordml" xmlns:wps="http://schemas.microsoft.com/office/word/2010/wordprocessingShape" mc:Ignorable="w14 w15 w16se w16cid w16 w16cex w16sdtdh w16sdtfl w16du wp14">
+<w:numbering xmlns:wpc="http://schemas.microsoft.com/office/word/2010/wordprocessingCanvas" xmlns:cx="http://schemas.microsoft.com/office/drawing/2014/chartex" xmlns:cx1="http://schemas.microsoft.com/office/drawing/2015/9/8/chartex" xmlns:cx2="http://schemas.microsoft.com/office/drawing/2015/10/21/chartex" xmlns:cx3="http://schemas.microsoft.com/office/drawing/2016/5/9/chartex" xmlns:cx4="http://schemas.microsoft.com/office/drawing/2016/5/10/chartex" xmlns:cx5="http://schemas.microsoft.com/office/drawing/2016/5/11/chartex" xmlns:cx6="http://schemas.microsoft.com/office/drawing/2016/5/12/chartex" xmlns:cx7="http://schemas.microsoft.com/office/drawing/2016/5/13/chartex" xmlns:cx8="http://schemas.microsoft.com/office/drawing/2016/5/14/chartex" xmlns:mc="http://schemas.openxmlformats.org/markup-compatibility/2006" xmlns:aink="http://schemas.microsoft.com/office/drawing/2016/ink" xmlns:am3d="http://schemas.microsoft.com/office/drawing/2017/model3d" xmlns:o="urn:schemas-microsoft-com:office:office" xmlns:r="http://schemas.openxmlformats.org/officeDocument/2006/relationships" xmlns:m="http://schemas.openxmlformats.org/officeDocument/2006/math" xmlns:v="urn:schemas-microsoft-com:vml" xmlns:wp14="http://schemas.microsoft.com/office/word/2010/wordprocessingDrawing" xmlns:wp="http://schemas.openxmlformats.org/drawingml/2006/wordprocessingDrawing" xmlns:w10="urn:schemas-microsoft-com:office:word" xmlns:w="http://schemas.openxmlformats.org/wordprocessingml/2006/main" xmlns:w14="http://schemas.microsoft.com/office/word/2010/wordml" xmlns:w15="http://schemas.microsoft.com/office/word/2012/wordml" xmlns:w16cex="http://schemas.microsoft.com/office/word/2018/wordml/cex" xmlns:w16cid="http://schemas.microsoft.com/office/word/2016/wordml/cid" xmlns:w16="http://schemas.microsoft.com/office/word/2018/wordml" xmlns:w16se="http://schemas.microsoft.com/office/word/2015/wordml/symex" xmlns:wpg="http://schemas.microsoft.com/office/word/2010/wordprocessingGroup" xmlns:wpi="http://schemas.microsoft.com/office/word/2010/wordprocessingInk" xmlns:wne="http://schemas.microsoft.com/office/word/2006/wordml" xmlns:wps="http://schemas.microsoft.com/office/word/2010/wordprocessingShape" mc:Ignorable="w14 w15 w16se w16cid w16 w16cex wp14">
   <w:abstractNum w:abstractNumId="0" w15:restartNumberingAfterBreak="0">
     <w:nsid w:val="0000A991"/>
     <w:multiLevelType w:val="multilevel"/>
@@ -9831,19 +8636,19 @@
       </w:rPr>
     </w:lvl>
   </w:abstractNum>
-  <w:num w:numId="1" w16cid:durableId="1603225119">
+  <w:num w:numId="1">
     <w:abstractNumId w:val="4"/>
   </w:num>
-  <w:num w:numId="2" w16cid:durableId="1122963776">
+  <w:num w:numId="2">
     <w:abstractNumId w:val="2"/>
   </w:num>
-  <w:num w:numId="3" w16cid:durableId="753746919">
+  <w:num w:numId="3">
     <w:abstractNumId w:val="3"/>
   </w:num>
-  <w:num w:numId="4" w16cid:durableId="343748392">
+  <w:num w:numId="4">
     <w:abstractNumId w:val="0"/>
   </w:num>
-  <w:num w:numId="5" w16cid:durableId="2089957572">
+  <w:num w:numId="5">
     <w:abstractNumId w:val="1"/>
     <w:lvlOverride w:ilvl="0">
       <w:startOverride w:val="1"/>
@@ -9877,7 +8682,7 @@
 </file>
 
 <file path=word/styles.xml><?xml version="1.0" encoding="utf-8"?>
-<w:styles xmlns:mc="http://schemas.openxmlformats.org/markup-compatibility/2006" xmlns:r="http://schemas.openxmlformats.org/officeDocument/2006/relationships" xmlns:w="http://schemas.openxmlformats.org/wordprocessingml/2006/main" xmlns:w14="http://schemas.microsoft.com/office/word/2010/wordml" xmlns:w15="http://schemas.microsoft.com/office/word/2012/wordml" xmlns:w16cex="http://schemas.microsoft.com/office/word/2018/wordml/cex" xmlns:w16cid="http://schemas.microsoft.com/office/word/2016/wordml/cid" xmlns:w16="http://schemas.microsoft.com/office/word/2018/wordml" xmlns:w16du="http://schemas.microsoft.com/office/word/2023/wordml/word16du" xmlns:w16sdtdh="http://schemas.microsoft.com/office/word/2020/wordml/sdtdatahash" xmlns:w16sdtfl="http://schemas.microsoft.com/office/word/2024/wordml/sdtformatlock" xmlns:w16se="http://schemas.microsoft.com/office/word/2015/wordml/symex" mc:Ignorable="w14 w15 w16se w16cid w16 w16cex w16sdtdh w16sdtfl w16du">
+<w:styles xmlns:mc="http://schemas.openxmlformats.org/markup-compatibility/2006" xmlns:r="http://schemas.openxmlformats.org/officeDocument/2006/relationships" xmlns:w="http://schemas.openxmlformats.org/wordprocessingml/2006/main" xmlns:w14="http://schemas.microsoft.com/office/word/2010/wordml" xmlns:w15="http://schemas.microsoft.com/office/word/2012/wordml" xmlns:w16cex="http://schemas.microsoft.com/office/word/2018/wordml/cex" xmlns:w16cid="http://schemas.microsoft.com/office/word/2016/wordml/cid" xmlns:w16="http://schemas.microsoft.com/office/word/2018/wordml" xmlns:w16se="http://schemas.microsoft.com/office/word/2015/wordml/symex" mc:Ignorable="w14 w15 w16se w16cid w16 w16cex">
   <w:docDefaults>
     <w:rPrDefault>
       <w:rPr>
@@ -10991,7 +9796,7 @@
 </file>
 
 <file path=customXml/itemProps1.xml><?xml version="1.0" encoding="utf-8"?>
-<ds:datastoreItem xmlns:ds="http://schemas.openxmlformats.org/officeDocument/2006/customXml" ds:itemID="{D444F827-9747-4EBF-9773-C2530033B9E4}">
+<ds:datastoreItem xmlns:ds="http://schemas.openxmlformats.org/officeDocument/2006/customXml" ds:itemID="{776FB88B-90EF-4C2C-9983-D2B79777D307}">
   <ds:schemaRefs>
     <ds:schemaRef ds:uri="http://schemas.openxmlformats.org/officeDocument/2006/bibliography"/>
   </ds:schemaRefs>
